--- a/Assignment/Theory/Module 6) Python Fundamentals Introduction to Python.docx
+++ b/Assignment/Theory/Module 6) Python Fundamentals Introduction to Python.docx
@@ -659,13 +659,7 @@
         <w:ind w:left="993" w:hanging="567"/>
       </w:pPr>
       <w:r>
-        <w:t xml:space="preserve">1991 </w:t>
-      </w:r>
-      <w:r>
-        <w:t>- Python</w:t>
-      </w:r>
-      <w:r>
-        <w:t xml:space="preserve"> 1.0 released by Guido van Rossum</w:t>
+        <w:t>1991 - Python 1.0 released by Guido van Rossum</w:t>
       </w:r>
     </w:p>
     <w:p>
@@ -678,13 +672,7 @@
         <w:ind w:left="1276" w:hanging="283"/>
       </w:pPr>
       <w:r>
-        <w:t xml:space="preserve">2000 </w:t>
-      </w:r>
-      <w:r>
-        <w:t xml:space="preserve">- </w:t>
-      </w:r>
-      <w:r>
-        <w:t>Python 2.0 (garbage collection added)</w:t>
+        <w:t>2000 - Python 2.0 (garbage collection added)</w:t>
       </w:r>
     </w:p>
     <w:p>
@@ -697,13 +685,7 @@
         <w:ind w:left="1276" w:hanging="283"/>
       </w:pPr>
       <w:r>
-        <w:t xml:space="preserve">2008 </w:t>
-      </w:r>
-      <w:r>
-        <w:t>-</w:t>
-      </w:r>
-      <w:r>
-        <w:t xml:space="preserve"> Python 3.0 (major upgrade, not backward compatible)</w:t>
+        <w:t>2008 - Python 3.0 (major upgrade, not backward compatible)</w:t>
       </w:r>
     </w:p>
     <w:p>
@@ -716,13 +698,7 @@
         <w:ind w:left="1276" w:hanging="283"/>
       </w:pPr>
       <w:r>
-        <w:t xml:space="preserve">Today </w:t>
-      </w:r>
-      <w:r>
-        <w:t>-</w:t>
-      </w:r>
-      <w:r>
-        <w:t xml:space="preserve"> Python 3.x is the current standard</w:t>
+        <w:t>Today - Python 3.x is the current standard</w:t>
       </w:r>
     </w:p>
     <w:p>
@@ -741,14 +717,7 @@
           <w:b/>
           <w:bCs/>
         </w:rPr>
-        <w:t>A</w:t>
-      </w:r>
-      <w:r>
-        <w:rPr>
-          <w:b/>
-          <w:bCs/>
-        </w:rPr>
-        <w:t>dvantages of using Python over other programming languages.</w:t>
+        <w:t>Advantages of using Python over other programming languages.</w:t>
       </w:r>
     </w:p>
     <w:p>
@@ -819,14 +788,7 @@
           <w:b/>
           <w:bCs/>
         </w:rPr>
-        <w:t>I</w:t>
-      </w:r>
-      <w:r>
-        <w:rPr>
-          <w:b/>
-          <w:bCs/>
-        </w:rPr>
-        <w:t xml:space="preserve">nstalling Python and setting up the development environment (Anaconda, PyCharm, or VS Code).  </w:t>
+        <w:t xml:space="preserve">Installing Python and setting up the development environment (Anaconda, PyCharm, or VS Code).  </w:t>
       </w:r>
     </w:p>
     <w:p>
@@ -867,11 +829,9 @@
       <w:r>
         <w:t xml:space="preserve">During install → </w:t>
       </w:r>
-      <w:proofErr w:type="gramStart"/>
-      <w:r>
-        <w:t>check  "</w:t>
-      </w:r>
-      <w:proofErr w:type="gramEnd"/>
+      <w:r>
+        <w:t>check “</w:t>
+      </w:r>
       <w:r>
         <w:t>Add Python to PATH"</w:t>
       </w:r>
@@ -918,14 +878,7 @@
           <w:b/>
           <w:bCs/>
         </w:rPr>
-        <w:t>W</w:t>
-      </w:r>
-      <w:r>
-        <w:rPr>
-          <w:b/>
-          <w:bCs/>
-        </w:rPr>
-        <w:t xml:space="preserve">riting and executing your first Python program. </w:t>
+        <w:t xml:space="preserve">Writing and executing your first Python program. </w:t>
       </w:r>
     </w:p>
     <w:p>
@@ -937,11 +890,9 @@
         </w:numPr>
         <w:ind w:left="851" w:hanging="425"/>
       </w:pPr>
-      <w:proofErr w:type="gramStart"/>
-      <w:r>
-        <w:t>print(</w:t>
-      </w:r>
-      <w:proofErr w:type="gramEnd"/>
+      <w:r>
+        <w:t>print (</w:t>
+      </w:r>
       <w:r>
         <w:t>"Hello, World!")</w:t>
       </w:r>
@@ -958,14 +909,7 @@
           <w:b/>
           <w:bCs/>
         </w:rPr>
-        <w:t>2</w:t>
-      </w:r>
-      <w:r>
-        <w:rPr>
-          <w:b/>
-          <w:bCs/>
-        </w:rPr>
-        <w:t xml:space="preserve">. Programming Style </w:t>
+        <w:t xml:space="preserve">2. Programming Style </w:t>
       </w:r>
     </w:p>
     <w:p>
@@ -1029,30 +973,14 @@
           <w:bCs/>
         </w:rPr>
       </w:pPr>
-      <w:bookmarkStart w:id="0" w:name="_GoBack"/>
       <w:r>
         <w:rPr>
           <w:b/>
           <w:bCs/>
         </w:rPr>
-        <w:t>I</w:t>
-      </w:r>
-      <w:r>
-        <w:rPr>
-          <w:b/>
-          <w:bCs/>
-        </w:rPr>
-        <w:t xml:space="preserve">ndentation, comments, and naming </w:t>
-      </w:r>
-      <w:r>
-        <w:rPr>
-          <w:b/>
-          <w:bCs/>
-        </w:rPr>
-        <w:t>conventions in Python.</w:t>
-      </w:r>
-    </w:p>
-    <w:bookmarkEnd w:id="0"/>
+        <w:t>Indentation, comments, and naming conventions in Python.</w:t>
+      </w:r>
+    </w:p>
     <w:p>
       <w:pPr>
         <w:pStyle w:val="ListParagraph"/>
@@ -1061,7 +989,7 @@
           <w:numId w:val="11"/>
         </w:numPr>
         <w:spacing w:before="100" w:beforeAutospacing="1" w:after="100" w:afterAutospacing="1" w:line="240" w:lineRule="auto"/>
-        <w:ind w:left="851" w:hanging="425"/>
+        <w:ind w:left="851" w:hanging="567"/>
         <w:rPr>
           <w:rFonts w:ascii="Times New Roman" w:eastAsia="Times New Roman" w:hAnsi="Times New Roman" w:cs="Times New Roman"/>
           <w:sz w:val="24"/>
@@ -1124,6 +1052,7 @@
       <w:pPr>
         <w:pStyle w:val="ListParagraph"/>
         <w:spacing w:line="240" w:lineRule="auto"/>
+        <w:ind w:firstLine="556"/>
         <w:rPr>
           <w:rFonts w:ascii="Times New Roman" w:eastAsia="Times New Roman" w:hAnsi="Times New Roman" w:cs="Times New Roman"/>
           <w:sz w:val="24"/>
@@ -1163,6 +1092,7 @@
           <w:tab w:val="left" w:pos="14656"/>
         </w:tabs>
         <w:spacing w:line="240" w:lineRule="auto"/>
+        <w:ind w:firstLine="556"/>
         <w:rPr>
           <w:rFonts w:ascii="var(--font-mono)" w:eastAsia="Times New Roman" w:hAnsi="var(--font-mono)" w:cs="Courier New"/>
           <w:color w:val="0D0D0D" w:themeColor="text1" w:themeTint="F2"/>
@@ -1204,6 +1134,7 @@
           <w:tab w:val="left" w:pos="14656"/>
         </w:tabs>
         <w:spacing w:line="240" w:lineRule="auto"/>
+        <w:ind w:firstLine="556"/>
         <w:rPr>
           <w:rFonts w:ascii="var(--font-mono)" w:eastAsia="Times New Roman" w:hAnsi="var(--font-mono)" w:cs="Courier New"/>
           <w:color w:val="0D0D0D" w:themeColor="text1" w:themeTint="F2"/>
@@ -1245,6 +1176,7 @@
           <w:tab w:val="left" w:pos="14656"/>
         </w:tabs>
         <w:spacing w:line="240" w:lineRule="auto"/>
+        <w:ind w:firstLine="556"/>
         <w:rPr>
           <w:rFonts w:ascii="var(--font-mono)" w:eastAsia="Times New Roman" w:hAnsi="var(--font-mono)" w:cs="Courier New"/>
           <w:color w:val="0D0D0D" w:themeColor="text1" w:themeTint="F2"/>
@@ -1286,6 +1218,7 @@
           <w:tab w:val="left" w:pos="14656"/>
         </w:tabs>
         <w:spacing w:line="240" w:lineRule="auto"/>
+        <w:ind w:firstLine="556"/>
         <w:rPr>
           <w:rFonts w:ascii="var(--font-mono)" w:eastAsia="Times New Roman" w:hAnsi="var(--font-mono)" w:cs="Courier New"/>
           <w:color w:val="0D0D0D" w:themeColor="text1" w:themeTint="F2"/>
@@ -1317,6 +1250,7 @@
           <w:tab w:val="left" w:pos="14656"/>
         </w:tabs>
         <w:spacing w:line="240" w:lineRule="auto"/>
+        <w:ind w:firstLine="556"/>
         <w:rPr>
           <w:rFonts w:ascii="var(--font-mono)" w:eastAsia="Times New Roman" w:hAnsi="var(--font-mono)" w:cs="Courier New"/>
           <w:color w:val="0D0D0D" w:themeColor="text1" w:themeTint="F2"/>
@@ -1335,7 +1269,6 @@
         </w:rPr>
         <w:t xml:space="preserve"># Wrong indentation (will give </w:t>
       </w:r>
-      <w:proofErr w:type="spellStart"/>
       <w:r>
         <w:rPr>
           <w:rFonts w:ascii="var(--font-mono)" w:eastAsia="Times New Roman" w:hAnsi="var(--font-mono)" w:cs="Courier New"/>
@@ -1344,9 +1277,8 @@
           <w:szCs w:val="20"/>
           <w:lang w:val="en-IN"/>
         </w:rPr>
-        <w:t>IndentationError</w:t>
-      </w:r>
-      <w:proofErr w:type="spellEnd"/>
+        <w:t>Indentation Error</w:t>
+      </w:r>
       <w:r>
         <w:rPr>
           <w:rFonts w:ascii="var(--font-mono)" w:eastAsia="Times New Roman" w:hAnsi="var(--font-mono)" w:cs="Courier New"/>
@@ -1380,6 +1312,7 @@
           <w:tab w:val="left" w:pos="14656"/>
         </w:tabs>
         <w:spacing w:line="240" w:lineRule="auto"/>
+        <w:ind w:firstLine="556"/>
         <w:rPr>
           <w:rFonts w:ascii="var(--font-mono)" w:eastAsia="Times New Roman" w:hAnsi="var(--font-mono)" w:cs="Courier New"/>
           <w:color w:val="0D0D0D" w:themeColor="text1" w:themeTint="F2"/>
@@ -1421,6 +1354,7 @@
           <w:tab w:val="left" w:pos="14656"/>
         </w:tabs>
         <w:spacing w:line="240" w:lineRule="auto"/>
+        <w:ind w:firstLine="556"/>
         <w:rPr>
           <w:rFonts w:ascii="var(--font-mono)" w:eastAsia="Times New Roman" w:hAnsi="var(--font-mono)" w:cs="Courier New"/>
           <w:color w:val="0D0D0D" w:themeColor="text1" w:themeTint="F2"/>
@@ -1442,6 +1376,1089 @@
     </w:p>
     <w:p>
       <w:pPr>
+        <w:pStyle w:val="ListParagraph"/>
+        <w:numPr>
+          <w:ilvl w:val="0"/>
+          <w:numId w:val="17"/>
+        </w:numPr>
+        <w:spacing w:before="100" w:beforeAutospacing="1" w:after="100" w:afterAutospacing="1" w:line="240" w:lineRule="auto"/>
+        <w:ind w:left="1134" w:hanging="283"/>
+        <w:rPr>
+          <w:rFonts w:ascii="Times New Roman" w:eastAsia="Times New Roman" w:hAnsi="Times New Roman" w:cs="Times New Roman"/>
+          <w:sz w:val="24"/>
+          <w:szCs w:val="24"/>
+          <w:lang w:val="en-IN"/>
+        </w:rPr>
+      </w:pPr>
+      <w:r>
+        <w:rPr>
+          <w:rFonts w:ascii="Times New Roman" w:eastAsia="Times New Roman" w:hAnsi="Times New Roman" w:cs="Times New Roman"/>
+          <w:sz w:val="24"/>
+          <w:szCs w:val="24"/>
+          <w:lang w:val="en-IN"/>
+        </w:rPr>
+        <w:t xml:space="preserve">Comments are </w:t>
+      </w:r>
+      <w:proofErr w:type="gramStart"/>
+      <w:r>
+        <w:rPr>
+          <w:rFonts w:ascii="Times New Roman" w:eastAsia="Times New Roman" w:hAnsi="Times New Roman" w:cs="Times New Roman"/>
+          <w:sz w:val="24"/>
+          <w:szCs w:val="24"/>
+          <w:lang w:val="en-IN"/>
+        </w:rPr>
+        <w:t>lines</w:t>
+      </w:r>
+      <w:proofErr w:type="gramEnd"/>
+      <w:r>
+        <w:rPr>
+          <w:rFonts w:ascii="Times New Roman" w:eastAsia="Times New Roman" w:hAnsi="Times New Roman" w:cs="Times New Roman"/>
+          <w:sz w:val="24"/>
+          <w:szCs w:val="24"/>
+          <w:lang w:val="en-IN"/>
+        </w:rPr>
+        <w:t xml:space="preserve"> that Python </w:t>
+      </w:r>
+      <w:r>
+        <w:rPr>
+          <w:rFonts w:ascii="Times New Roman" w:eastAsia="Times New Roman" w:hAnsi="Times New Roman" w:cs="Times New Roman"/>
+          <w:b/>
+          <w:bCs/>
+          <w:sz w:val="24"/>
+          <w:szCs w:val="24"/>
+          <w:lang w:val="en-IN"/>
+        </w:rPr>
+        <w:t>ignores during execution</w:t>
+      </w:r>
+      <w:r>
+        <w:rPr>
+          <w:rFonts w:ascii="Times New Roman" w:eastAsia="Times New Roman" w:hAnsi="Times New Roman" w:cs="Times New Roman"/>
+          <w:sz w:val="24"/>
+          <w:szCs w:val="24"/>
+          <w:lang w:val="en-IN"/>
+        </w:rPr>
+        <w:t>. They are written for humans to understand the code.</w:t>
+      </w:r>
+    </w:p>
+    <w:tbl>
+      <w:tblPr>
+        <w:tblW w:w="4358" w:type="dxa"/>
+        <w:tblCellSpacing w:w="15" w:type="dxa"/>
+        <w:tblInd w:w="1775" w:type="dxa"/>
+        <w:tblBorders>
+          <w:top w:val="single" w:sz="4" w:space="0" w:color="auto"/>
+          <w:left w:val="single" w:sz="4" w:space="0" w:color="auto"/>
+          <w:bottom w:val="single" w:sz="4" w:space="0" w:color="auto"/>
+          <w:right w:val="single" w:sz="4" w:space="0" w:color="auto"/>
+          <w:insideH w:val="single" w:sz="4" w:space="0" w:color="auto"/>
+          <w:insideV w:val="single" w:sz="4" w:space="0" w:color="auto"/>
+        </w:tblBorders>
+        <w:tblCellMar>
+          <w:top w:w="15" w:type="dxa"/>
+          <w:left w:w="15" w:type="dxa"/>
+          <w:bottom w:w="15" w:type="dxa"/>
+          <w:right w:w="15" w:type="dxa"/>
+        </w:tblCellMar>
+        <w:tblLook w:val="04A0" w:firstRow="1" w:lastRow="0" w:firstColumn="1" w:lastColumn="0" w:noHBand="0" w:noVBand="1"/>
+      </w:tblPr>
+      <w:tblGrid>
+        <w:gridCol w:w="1328"/>
+        <w:gridCol w:w="1639"/>
+        <w:gridCol w:w="1391"/>
+      </w:tblGrid>
+      <w:tr>
+        <w:trPr>
+          <w:trHeight w:val="241"/>
+          <w:tblHeader/>
+          <w:tblCellSpacing w:w="15" w:type="dxa"/>
+        </w:trPr>
+        <w:tc>
+          <w:tcPr>
+            <w:tcW w:w="0" w:type="auto"/>
+            <w:vAlign w:val="center"/>
+            <w:hideMark/>
+          </w:tcPr>
+          <w:p>
+            <w:pPr>
+              <w:spacing w:line="240" w:lineRule="auto"/>
+              <w:jc w:val="center"/>
+              <w:rPr>
+                <w:rFonts w:ascii="Times New Roman" w:eastAsia="Times New Roman" w:hAnsi="Times New Roman" w:cs="Times New Roman"/>
+                <w:b/>
+                <w:bCs/>
+                <w:sz w:val="24"/>
+                <w:szCs w:val="24"/>
+                <w:lang w:val="en-IN"/>
+              </w:rPr>
+            </w:pPr>
+            <w:r>
+              <w:rPr>
+                <w:rFonts w:ascii="Times New Roman" w:eastAsia="Times New Roman" w:hAnsi="Times New Roman" w:cs="Times New Roman"/>
+                <w:b/>
+                <w:bCs/>
+                <w:sz w:val="24"/>
+                <w:szCs w:val="24"/>
+                <w:lang w:val="en-IN"/>
+              </w:rPr>
+              <w:t>Type</w:t>
+            </w:r>
+          </w:p>
+        </w:tc>
+        <w:tc>
+          <w:tcPr>
+            <w:tcW w:w="0" w:type="auto"/>
+            <w:vAlign w:val="center"/>
+            <w:hideMark/>
+          </w:tcPr>
+          <w:p>
+            <w:pPr>
+              <w:spacing w:line="240" w:lineRule="auto"/>
+              <w:jc w:val="center"/>
+              <w:rPr>
+                <w:rFonts w:ascii="Times New Roman" w:eastAsia="Times New Roman" w:hAnsi="Times New Roman" w:cs="Times New Roman"/>
+                <w:b/>
+                <w:bCs/>
+                <w:sz w:val="24"/>
+                <w:szCs w:val="24"/>
+                <w:lang w:val="en-IN"/>
+              </w:rPr>
+            </w:pPr>
+            <w:r>
+              <w:rPr>
+                <w:rFonts w:ascii="Times New Roman" w:eastAsia="Times New Roman" w:hAnsi="Times New Roman" w:cs="Times New Roman"/>
+                <w:b/>
+                <w:bCs/>
+                <w:sz w:val="24"/>
+                <w:szCs w:val="24"/>
+                <w:lang w:val="en-IN"/>
+              </w:rPr>
+              <w:t>Syntax</w:t>
+            </w:r>
+          </w:p>
+        </w:tc>
+        <w:tc>
+          <w:tcPr>
+            <w:tcW w:w="0" w:type="auto"/>
+            <w:vAlign w:val="center"/>
+            <w:hideMark/>
+          </w:tcPr>
+          <w:p>
+            <w:pPr>
+              <w:spacing w:line="240" w:lineRule="auto"/>
+              <w:jc w:val="center"/>
+              <w:rPr>
+                <w:rFonts w:ascii="Times New Roman" w:eastAsia="Times New Roman" w:hAnsi="Times New Roman" w:cs="Times New Roman"/>
+                <w:b/>
+                <w:bCs/>
+                <w:sz w:val="24"/>
+                <w:szCs w:val="24"/>
+                <w:lang w:val="en-IN"/>
+              </w:rPr>
+            </w:pPr>
+            <w:r>
+              <w:rPr>
+                <w:rFonts w:ascii="Times New Roman" w:eastAsia="Times New Roman" w:hAnsi="Times New Roman" w:cs="Times New Roman"/>
+                <w:b/>
+                <w:bCs/>
+                <w:sz w:val="24"/>
+                <w:szCs w:val="24"/>
+                <w:lang w:val="en-IN"/>
+              </w:rPr>
+              <w:t>Use</w:t>
+            </w:r>
+          </w:p>
+        </w:tc>
+      </w:tr>
+      <w:tr>
+        <w:trPr>
+          <w:trHeight w:val="250"/>
+          <w:tblCellSpacing w:w="15" w:type="dxa"/>
+        </w:trPr>
+        <w:tc>
+          <w:tcPr>
+            <w:tcW w:w="0" w:type="auto"/>
+            <w:vAlign w:val="center"/>
+            <w:hideMark/>
+          </w:tcPr>
+          <w:p>
+            <w:pPr>
+              <w:spacing w:line="240" w:lineRule="auto"/>
+              <w:rPr>
+                <w:rFonts w:ascii="Times New Roman" w:eastAsia="Times New Roman" w:hAnsi="Times New Roman" w:cs="Times New Roman"/>
+                <w:sz w:val="24"/>
+                <w:szCs w:val="24"/>
+                <w:lang w:val="en-IN"/>
+              </w:rPr>
+            </w:pPr>
+            <w:r>
+              <w:rPr>
+                <w:rFonts w:ascii="Times New Roman" w:eastAsia="Times New Roman" w:hAnsi="Times New Roman" w:cs="Times New Roman"/>
+                <w:sz w:val="24"/>
+                <w:szCs w:val="24"/>
+                <w:lang w:val="en-IN"/>
+              </w:rPr>
+              <w:t>Single-line comment</w:t>
+            </w:r>
+          </w:p>
+        </w:tc>
+        <w:tc>
+          <w:tcPr>
+            <w:tcW w:w="0" w:type="auto"/>
+            <w:vAlign w:val="center"/>
+            <w:hideMark/>
+          </w:tcPr>
+          <w:p>
+            <w:pPr>
+              <w:spacing w:line="240" w:lineRule="auto"/>
+              <w:rPr>
+                <w:rFonts w:ascii="Times New Roman" w:eastAsia="Times New Roman" w:hAnsi="Times New Roman" w:cs="Times New Roman"/>
+                <w:sz w:val="24"/>
+                <w:szCs w:val="24"/>
+                <w:lang w:val="en-IN"/>
+              </w:rPr>
+            </w:pPr>
+            <w:r>
+              <w:rPr>
+                <w:rFonts w:ascii="Courier New" w:eastAsia="Times New Roman" w:hAnsi="Courier New" w:cs="Courier New"/>
+                <w:sz w:val="20"/>
+                <w:szCs w:val="20"/>
+                <w:lang w:val="en-IN"/>
+              </w:rPr>
+              <w:t># your comment</w:t>
+            </w:r>
+          </w:p>
+        </w:tc>
+        <w:tc>
+          <w:tcPr>
+            <w:tcW w:w="0" w:type="auto"/>
+            <w:vAlign w:val="center"/>
+            <w:hideMark/>
+          </w:tcPr>
+          <w:p>
+            <w:pPr>
+              <w:spacing w:line="240" w:lineRule="auto"/>
+              <w:rPr>
+                <w:rFonts w:ascii="Times New Roman" w:eastAsia="Times New Roman" w:hAnsi="Times New Roman" w:cs="Times New Roman"/>
+                <w:sz w:val="24"/>
+                <w:szCs w:val="24"/>
+                <w:lang w:val="en-IN"/>
+              </w:rPr>
+            </w:pPr>
+            <w:r>
+              <w:rPr>
+                <w:rFonts w:ascii="Times New Roman" w:eastAsia="Times New Roman" w:hAnsi="Times New Roman" w:cs="Times New Roman"/>
+                <w:sz w:val="24"/>
+                <w:szCs w:val="24"/>
+                <w:lang w:val="en-IN"/>
+              </w:rPr>
+              <w:t>Short explanation</w:t>
+            </w:r>
+          </w:p>
+        </w:tc>
+      </w:tr>
+      <w:tr>
+        <w:trPr>
+          <w:trHeight w:val="250"/>
+          <w:tblCellSpacing w:w="15" w:type="dxa"/>
+        </w:trPr>
+        <w:tc>
+          <w:tcPr>
+            <w:tcW w:w="0" w:type="auto"/>
+            <w:vAlign w:val="center"/>
+            <w:hideMark/>
+          </w:tcPr>
+          <w:p>
+            <w:pPr>
+              <w:spacing w:line="240" w:lineRule="auto"/>
+              <w:rPr>
+                <w:rFonts w:ascii="Times New Roman" w:eastAsia="Times New Roman" w:hAnsi="Times New Roman" w:cs="Times New Roman"/>
+                <w:sz w:val="24"/>
+                <w:szCs w:val="24"/>
+                <w:lang w:val="en-IN"/>
+              </w:rPr>
+            </w:pPr>
+            <w:r>
+              <w:rPr>
+                <w:rFonts w:ascii="Times New Roman" w:eastAsia="Times New Roman" w:hAnsi="Times New Roman" w:cs="Times New Roman"/>
+                <w:sz w:val="24"/>
+                <w:szCs w:val="24"/>
+                <w:lang w:val="en-IN"/>
+              </w:rPr>
+              <w:t>Multi-line comment</w:t>
+            </w:r>
+          </w:p>
+        </w:tc>
+        <w:tc>
+          <w:tcPr>
+            <w:tcW w:w="0" w:type="auto"/>
+            <w:vAlign w:val="center"/>
+            <w:hideMark/>
+          </w:tcPr>
+          <w:p>
+            <w:pPr>
+              <w:spacing w:line="240" w:lineRule="auto"/>
+              <w:rPr>
+                <w:rFonts w:ascii="Times New Roman" w:eastAsia="Times New Roman" w:hAnsi="Times New Roman" w:cs="Times New Roman"/>
+                <w:sz w:val="24"/>
+                <w:szCs w:val="24"/>
+                <w:lang w:val="en-IN"/>
+              </w:rPr>
+            </w:pPr>
+            <w:r>
+              <w:rPr>
+                <w:rFonts w:ascii="Courier New" w:eastAsia="Times New Roman" w:hAnsi="Courier New" w:cs="Courier New"/>
+                <w:sz w:val="20"/>
+                <w:szCs w:val="20"/>
+                <w:lang w:val="en-IN"/>
+              </w:rPr>
+              <w:t>''' text '''</w:t>
+            </w:r>
+            <w:r>
+              <w:rPr>
+                <w:rFonts w:ascii="Times New Roman" w:eastAsia="Times New Roman" w:hAnsi="Times New Roman" w:cs="Times New Roman"/>
+                <w:sz w:val="24"/>
+                <w:szCs w:val="24"/>
+                <w:lang w:val="en-IN"/>
+              </w:rPr>
+              <w:t xml:space="preserve"> or </w:t>
+            </w:r>
+            <w:r>
+              <w:rPr>
+                <w:rFonts w:ascii="Courier New" w:eastAsia="Times New Roman" w:hAnsi="Courier New" w:cs="Courier New"/>
+                <w:sz w:val="20"/>
+                <w:szCs w:val="20"/>
+                <w:lang w:val="en-IN"/>
+              </w:rPr>
+              <w:t>""" text """</w:t>
+            </w:r>
+          </w:p>
+        </w:tc>
+        <w:tc>
+          <w:tcPr>
+            <w:tcW w:w="0" w:type="auto"/>
+            <w:vAlign w:val="center"/>
+            <w:hideMark/>
+          </w:tcPr>
+          <w:p>
+            <w:pPr>
+              <w:spacing w:line="240" w:lineRule="auto"/>
+              <w:rPr>
+                <w:rFonts w:ascii="Times New Roman" w:eastAsia="Times New Roman" w:hAnsi="Times New Roman" w:cs="Times New Roman"/>
+                <w:sz w:val="24"/>
+                <w:szCs w:val="24"/>
+                <w:lang w:val="en-IN"/>
+              </w:rPr>
+            </w:pPr>
+            <w:r>
+              <w:rPr>
+                <w:rFonts w:ascii="Times New Roman" w:eastAsia="Times New Roman" w:hAnsi="Times New Roman" w:cs="Times New Roman"/>
+                <w:sz w:val="24"/>
+                <w:szCs w:val="24"/>
+                <w:lang w:val="en-IN"/>
+              </w:rPr>
+              <w:t>Long description</w:t>
+            </w:r>
+          </w:p>
+        </w:tc>
+      </w:tr>
+    </w:tbl>
+    <w:p>
+      <w:pPr>
+        <w:pStyle w:val="ListParagraph"/>
+        <w:numPr>
+          <w:ilvl w:val="0"/>
+          <w:numId w:val="17"/>
+        </w:numPr>
+        <w:spacing w:before="100" w:beforeAutospacing="1" w:after="100" w:afterAutospacing="1" w:line="240" w:lineRule="auto"/>
+        <w:ind w:left="1134" w:hanging="283"/>
+        <w:rPr>
+          <w:rFonts w:ascii="Times New Roman" w:eastAsia="Times New Roman" w:hAnsi="Times New Roman" w:cs="Times New Roman"/>
+          <w:sz w:val="24"/>
+          <w:szCs w:val="24"/>
+          <w:lang w:val="en-IN"/>
+        </w:rPr>
+      </w:pPr>
+      <w:r>
+        <w:rPr>
+          <w:rFonts w:ascii="Times New Roman" w:eastAsia="Times New Roman" w:hAnsi="Times New Roman" w:cs="Times New Roman"/>
+          <w:sz w:val="24"/>
+          <w:szCs w:val="24"/>
+          <w:lang w:val="en-IN"/>
+        </w:rPr>
+        <w:t xml:space="preserve">Naming convention means → </w:t>
+      </w:r>
+      <w:r>
+        <w:rPr>
+          <w:rFonts w:ascii="Times New Roman" w:eastAsia="Times New Roman" w:hAnsi="Times New Roman" w:cs="Times New Roman"/>
+          <w:b/>
+          <w:bCs/>
+          <w:sz w:val="24"/>
+          <w:szCs w:val="24"/>
+          <w:lang w:val="en-IN"/>
+        </w:rPr>
+        <w:t>how you should name your variables, functions, and classes.</w:t>
+      </w:r>
+    </w:p>
+    <w:tbl>
+      <w:tblPr>
+        <w:tblW w:w="0" w:type="auto"/>
+        <w:tblCellSpacing w:w="15" w:type="dxa"/>
+        <w:tblInd w:w="1838" w:type="dxa"/>
+        <w:tblBorders>
+          <w:top w:val="single" w:sz="4" w:space="0" w:color="auto"/>
+          <w:left w:val="single" w:sz="4" w:space="0" w:color="auto"/>
+          <w:bottom w:val="single" w:sz="4" w:space="0" w:color="auto"/>
+          <w:right w:val="single" w:sz="4" w:space="0" w:color="auto"/>
+          <w:insideH w:val="single" w:sz="4" w:space="0" w:color="auto"/>
+          <w:insideV w:val="single" w:sz="4" w:space="0" w:color="auto"/>
+        </w:tblBorders>
+        <w:tblCellMar>
+          <w:top w:w="15" w:type="dxa"/>
+          <w:left w:w="15" w:type="dxa"/>
+          <w:bottom w:w="15" w:type="dxa"/>
+          <w:right w:w="15" w:type="dxa"/>
+        </w:tblCellMar>
+        <w:tblLook w:val="04A0" w:firstRow="1" w:lastRow="0" w:firstColumn="1" w:lastColumn="0" w:noHBand="0" w:noVBand="1"/>
+      </w:tblPr>
+      <w:tblGrid>
+        <w:gridCol w:w="1134"/>
+        <w:gridCol w:w="1477"/>
+        <w:gridCol w:w="3343"/>
+      </w:tblGrid>
+      <w:tr>
+        <w:trPr>
+          <w:tblHeader/>
+          <w:tblCellSpacing w:w="15" w:type="dxa"/>
+        </w:trPr>
+        <w:tc>
+          <w:tcPr>
+            <w:tcW w:w="1089" w:type="dxa"/>
+            <w:vAlign w:val="center"/>
+            <w:hideMark/>
+          </w:tcPr>
+          <w:p>
+            <w:pPr>
+              <w:spacing w:line="240" w:lineRule="auto"/>
+              <w:jc w:val="center"/>
+              <w:rPr>
+                <w:rFonts w:ascii="Times New Roman" w:eastAsia="Times New Roman" w:hAnsi="Times New Roman" w:cs="Times New Roman"/>
+                <w:b/>
+                <w:bCs/>
+                <w:sz w:val="24"/>
+                <w:szCs w:val="24"/>
+                <w:lang w:val="en-IN"/>
+              </w:rPr>
+            </w:pPr>
+            <w:r>
+              <w:rPr>
+                <w:rFonts w:ascii="Times New Roman" w:eastAsia="Times New Roman" w:hAnsi="Times New Roman" w:cs="Times New Roman"/>
+                <w:b/>
+                <w:bCs/>
+                <w:sz w:val="24"/>
+                <w:szCs w:val="24"/>
+                <w:lang w:val="en-IN"/>
+              </w:rPr>
+              <w:t>Type</w:t>
+            </w:r>
+          </w:p>
+        </w:tc>
+        <w:tc>
+          <w:tcPr>
+            <w:tcW w:w="1447" w:type="dxa"/>
+            <w:vAlign w:val="center"/>
+            <w:hideMark/>
+          </w:tcPr>
+          <w:p>
+            <w:pPr>
+              <w:spacing w:line="240" w:lineRule="auto"/>
+              <w:jc w:val="center"/>
+              <w:rPr>
+                <w:rFonts w:ascii="Times New Roman" w:eastAsia="Times New Roman" w:hAnsi="Times New Roman" w:cs="Times New Roman"/>
+                <w:b/>
+                <w:bCs/>
+                <w:sz w:val="24"/>
+                <w:szCs w:val="24"/>
+                <w:lang w:val="en-IN"/>
+              </w:rPr>
+            </w:pPr>
+            <w:r>
+              <w:rPr>
+                <w:rFonts w:ascii="Times New Roman" w:eastAsia="Times New Roman" w:hAnsi="Times New Roman" w:cs="Times New Roman"/>
+                <w:b/>
+                <w:bCs/>
+                <w:sz w:val="24"/>
+                <w:szCs w:val="24"/>
+                <w:lang w:val="en-IN"/>
+              </w:rPr>
+              <w:t>Convention</w:t>
+            </w:r>
+          </w:p>
+        </w:tc>
+        <w:tc>
+          <w:tcPr>
+            <w:tcW w:w="3298" w:type="dxa"/>
+            <w:vAlign w:val="center"/>
+            <w:hideMark/>
+          </w:tcPr>
+          <w:p>
+            <w:pPr>
+              <w:spacing w:line="240" w:lineRule="auto"/>
+              <w:jc w:val="center"/>
+              <w:rPr>
+                <w:rFonts w:ascii="Times New Roman" w:eastAsia="Times New Roman" w:hAnsi="Times New Roman" w:cs="Times New Roman"/>
+                <w:b/>
+                <w:bCs/>
+                <w:sz w:val="24"/>
+                <w:szCs w:val="24"/>
+                <w:lang w:val="en-IN"/>
+              </w:rPr>
+            </w:pPr>
+            <w:r>
+              <w:rPr>
+                <w:rFonts w:ascii="Times New Roman" w:eastAsia="Times New Roman" w:hAnsi="Times New Roman" w:cs="Times New Roman"/>
+                <w:b/>
+                <w:bCs/>
+                <w:sz w:val="24"/>
+                <w:szCs w:val="24"/>
+                <w:lang w:val="en-IN"/>
+              </w:rPr>
+              <w:t>Example</w:t>
+            </w:r>
+          </w:p>
+        </w:tc>
+      </w:tr>
+      <w:tr>
+        <w:trPr>
+          <w:tblCellSpacing w:w="15" w:type="dxa"/>
+        </w:trPr>
+        <w:tc>
+          <w:tcPr>
+            <w:tcW w:w="1089" w:type="dxa"/>
+            <w:vAlign w:val="center"/>
+            <w:hideMark/>
+          </w:tcPr>
+          <w:p>
+            <w:pPr>
+              <w:spacing w:line="240" w:lineRule="auto"/>
+              <w:rPr>
+                <w:rFonts w:ascii="Times New Roman" w:eastAsia="Times New Roman" w:hAnsi="Times New Roman" w:cs="Times New Roman"/>
+                <w:sz w:val="24"/>
+                <w:szCs w:val="24"/>
+                <w:lang w:val="en-IN"/>
+              </w:rPr>
+            </w:pPr>
+            <w:r>
+              <w:rPr>
+                <w:rFonts w:ascii="Times New Roman" w:eastAsia="Times New Roman" w:hAnsi="Times New Roman" w:cs="Times New Roman"/>
+                <w:sz w:val="24"/>
+                <w:szCs w:val="24"/>
+                <w:lang w:val="en-IN"/>
+              </w:rPr>
+              <w:t>Variable</w:t>
+            </w:r>
+          </w:p>
+        </w:tc>
+        <w:tc>
+          <w:tcPr>
+            <w:tcW w:w="1447" w:type="dxa"/>
+            <w:vAlign w:val="center"/>
+            <w:hideMark/>
+          </w:tcPr>
+          <w:p>
+            <w:pPr>
+              <w:spacing w:line="240" w:lineRule="auto"/>
+              <w:rPr>
+                <w:rFonts w:ascii="Times New Roman" w:eastAsia="Times New Roman" w:hAnsi="Times New Roman" w:cs="Times New Roman"/>
+                <w:sz w:val="24"/>
+                <w:szCs w:val="24"/>
+                <w:lang w:val="en-IN"/>
+              </w:rPr>
+            </w:pPr>
+            <w:r>
+              <w:rPr>
+                <w:rFonts w:ascii="Courier New" w:eastAsia="Times New Roman" w:hAnsi="Courier New" w:cs="Courier New"/>
+                <w:sz w:val="20"/>
+                <w:szCs w:val="20"/>
+                <w:lang w:val="en-IN"/>
+              </w:rPr>
+              <w:t>snake_case</w:t>
+            </w:r>
+          </w:p>
+        </w:tc>
+        <w:tc>
+          <w:tcPr>
+            <w:tcW w:w="3298" w:type="dxa"/>
+            <w:vAlign w:val="center"/>
+            <w:hideMark/>
+          </w:tcPr>
+          <w:p>
+            <w:pPr>
+              <w:spacing w:line="240" w:lineRule="auto"/>
+              <w:rPr>
+                <w:rFonts w:ascii="Times New Roman" w:eastAsia="Times New Roman" w:hAnsi="Times New Roman" w:cs="Times New Roman"/>
+                <w:sz w:val="24"/>
+                <w:szCs w:val="24"/>
+                <w:lang w:val="en-IN"/>
+              </w:rPr>
+            </w:pPr>
+            <w:r>
+              <w:rPr>
+                <w:rFonts w:ascii="Courier New" w:eastAsia="Times New Roman" w:hAnsi="Courier New" w:cs="Courier New"/>
+                <w:sz w:val="20"/>
+                <w:szCs w:val="20"/>
+                <w:lang w:val="en-IN"/>
+              </w:rPr>
+              <w:t>student name</w:t>
+            </w:r>
+            <w:r>
+              <w:rPr>
+                <w:rFonts w:ascii="Times New Roman" w:eastAsia="Times New Roman" w:hAnsi="Times New Roman" w:cs="Times New Roman"/>
+                <w:sz w:val="24"/>
+                <w:szCs w:val="24"/>
+                <w:lang w:val="en-IN"/>
+              </w:rPr>
+              <w:t xml:space="preserve">, </w:t>
+            </w:r>
+            <w:r>
+              <w:rPr>
+                <w:rFonts w:ascii="Courier New" w:eastAsia="Times New Roman" w:hAnsi="Courier New" w:cs="Courier New"/>
+                <w:sz w:val="20"/>
+                <w:szCs w:val="20"/>
+                <w:lang w:val="en-IN"/>
+              </w:rPr>
+              <w:t>total_marks</w:t>
+            </w:r>
+          </w:p>
+        </w:tc>
+      </w:tr>
+      <w:tr>
+        <w:trPr>
+          <w:tblCellSpacing w:w="15" w:type="dxa"/>
+        </w:trPr>
+        <w:tc>
+          <w:tcPr>
+            <w:tcW w:w="1089" w:type="dxa"/>
+            <w:vAlign w:val="center"/>
+            <w:hideMark/>
+          </w:tcPr>
+          <w:p>
+            <w:pPr>
+              <w:spacing w:line="240" w:lineRule="auto"/>
+              <w:rPr>
+                <w:rFonts w:ascii="Times New Roman" w:eastAsia="Times New Roman" w:hAnsi="Times New Roman" w:cs="Times New Roman"/>
+                <w:sz w:val="24"/>
+                <w:szCs w:val="24"/>
+                <w:lang w:val="en-IN"/>
+              </w:rPr>
+            </w:pPr>
+            <w:r>
+              <w:rPr>
+                <w:rFonts w:ascii="Times New Roman" w:eastAsia="Times New Roman" w:hAnsi="Times New Roman" w:cs="Times New Roman"/>
+                <w:sz w:val="24"/>
+                <w:szCs w:val="24"/>
+                <w:lang w:val="en-IN"/>
+              </w:rPr>
+              <w:t>Function</w:t>
+            </w:r>
+          </w:p>
+        </w:tc>
+        <w:tc>
+          <w:tcPr>
+            <w:tcW w:w="1447" w:type="dxa"/>
+            <w:vAlign w:val="center"/>
+            <w:hideMark/>
+          </w:tcPr>
+          <w:p>
+            <w:pPr>
+              <w:spacing w:line="240" w:lineRule="auto"/>
+              <w:rPr>
+                <w:rFonts w:ascii="Times New Roman" w:eastAsia="Times New Roman" w:hAnsi="Times New Roman" w:cs="Times New Roman"/>
+                <w:sz w:val="24"/>
+                <w:szCs w:val="24"/>
+                <w:lang w:val="en-IN"/>
+              </w:rPr>
+            </w:pPr>
+            <w:r>
+              <w:rPr>
+                <w:rFonts w:ascii="Courier New" w:eastAsia="Times New Roman" w:hAnsi="Courier New" w:cs="Courier New"/>
+                <w:sz w:val="20"/>
+                <w:szCs w:val="20"/>
+                <w:lang w:val="en-IN"/>
+              </w:rPr>
+              <w:t>snake_case</w:t>
+            </w:r>
+          </w:p>
+        </w:tc>
+        <w:tc>
+          <w:tcPr>
+            <w:tcW w:w="3298" w:type="dxa"/>
+            <w:vAlign w:val="center"/>
+            <w:hideMark/>
+          </w:tcPr>
+          <w:p>
+            <w:pPr>
+              <w:spacing w:line="240" w:lineRule="auto"/>
+              <w:rPr>
+                <w:rFonts w:ascii="Times New Roman" w:eastAsia="Times New Roman" w:hAnsi="Times New Roman" w:cs="Times New Roman"/>
+                <w:sz w:val="24"/>
+                <w:szCs w:val="24"/>
+                <w:lang w:val="en-IN"/>
+              </w:rPr>
+            </w:pPr>
+            <w:r>
+              <w:rPr>
+                <w:rFonts w:ascii="Courier New" w:eastAsia="Times New Roman" w:hAnsi="Courier New" w:cs="Courier New"/>
+                <w:sz w:val="20"/>
+                <w:szCs w:val="20"/>
+                <w:lang w:val="en-IN"/>
+              </w:rPr>
+              <w:t>calculate_area()</w:t>
+            </w:r>
+            <w:r>
+              <w:rPr>
+                <w:rFonts w:ascii="Times New Roman" w:eastAsia="Times New Roman" w:hAnsi="Times New Roman" w:cs="Times New Roman"/>
+                <w:sz w:val="24"/>
+                <w:szCs w:val="24"/>
+                <w:lang w:val="en-IN"/>
+              </w:rPr>
+              <w:t xml:space="preserve">, </w:t>
+            </w:r>
+            <w:r>
+              <w:rPr>
+                <w:rFonts w:ascii="Courier New" w:eastAsia="Times New Roman" w:hAnsi="Courier New" w:cs="Courier New"/>
+                <w:sz w:val="20"/>
+                <w:szCs w:val="20"/>
+                <w:lang w:val="en-IN"/>
+              </w:rPr>
+              <w:t>get_name()</w:t>
+            </w:r>
+          </w:p>
+        </w:tc>
+      </w:tr>
+      <w:tr>
+        <w:trPr>
+          <w:tblCellSpacing w:w="15" w:type="dxa"/>
+        </w:trPr>
+        <w:tc>
+          <w:tcPr>
+            <w:tcW w:w="1089" w:type="dxa"/>
+            <w:vAlign w:val="center"/>
+            <w:hideMark/>
+          </w:tcPr>
+          <w:p>
+            <w:pPr>
+              <w:spacing w:line="240" w:lineRule="auto"/>
+              <w:rPr>
+                <w:rFonts w:ascii="Times New Roman" w:eastAsia="Times New Roman" w:hAnsi="Times New Roman" w:cs="Times New Roman"/>
+                <w:sz w:val="24"/>
+                <w:szCs w:val="24"/>
+                <w:lang w:val="en-IN"/>
+              </w:rPr>
+            </w:pPr>
+            <w:r>
+              <w:rPr>
+                <w:rFonts w:ascii="Times New Roman" w:eastAsia="Times New Roman" w:hAnsi="Times New Roman" w:cs="Times New Roman"/>
+                <w:sz w:val="24"/>
+                <w:szCs w:val="24"/>
+                <w:lang w:val="en-IN"/>
+              </w:rPr>
+              <w:t>Constant</w:t>
+            </w:r>
+          </w:p>
+        </w:tc>
+        <w:tc>
+          <w:tcPr>
+            <w:tcW w:w="1447" w:type="dxa"/>
+            <w:vAlign w:val="center"/>
+            <w:hideMark/>
+          </w:tcPr>
+          <w:p>
+            <w:pPr>
+              <w:spacing w:line="240" w:lineRule="auto"/>
+              <w:rPr>
+                <w:rFonts w:ascii="Times New Roman" w:eastAsia="Times New Roman" w:hAnsi="Times New Roman" w:cs="Times New Roman"/>
+                <w:sz w:val="24"/>
+                <w:szCs w:val="24"/>
+                <w:lang w:val="en-IN"/>
+              </w:rPr>
+            </w:pPr>
+            <w:r>
+              <w:rPr>
+                <w:rFonts w:ascii="Courier New" w:eastAsia="Times New Roman" w:hAnsi="Courier New" w:cs="Courier New"/>
+                <w:sz w:val="20"/>
+                <w:szCs w:val="20"/>
+                <w:lang w:val="en-IN"/>
+              </w:rPr>
+              <w:t>UPPER_CASE</w:t>
+            </w:r>
+          </w:p>
+        </w:tc>
+        <w:tc>
+          <w:tcPr>
+            <w:tcW w:w="3298" w:type="dxa"/>
+            <w:vAlign w:val="center"/>
+            <w:hideMark/>
+          </w:tcPr>
+          <w:p>
+            <w:pPr>
+              <w:spacing w:line="240" w:lineRule="auto"/>
+              <w:rPr>
+                <w:rFonts w:ascii="Times New Roman" w:eastAsia="Times New Roman" w:hAnsi="Times New Roman" w:cs="Times New Roman"/>
+                <w:sz w:val="24"/>
+                <w:szCs w:val="24"/>
+                <w:lang w:val="en-IN"/>
+              </w:rPr>
+            </w:pPr>
+            <w:r>
+              <w:rPr>
+                <w:rFonts w:ascii="Courier New" w:eastAsia="Times New Roman" w:hAnsi="Courier New" w:cs="Courier New"/>
+                <w:sz w:val="20"/>
+                <w:szCs w:val="20"/>
+                <w:lang w:val="en-IN"/>
+              </w:rPr>
+              <w:t>MAX_SIZE</w:t>
+            </w:r>
+            <w:r>
+              <w:rPr>
+                <w:rFonts w:ascii="Times New Roman" w:eastAsia="Times New Roman" w:hAnsi="Times New Roman" w:cs="Times New Roman"/>
+                <w:sz w:val="24"/>
+                <w:szCs w:val="24"/>
+                <w:lang w:val="en-IN"/>
+              </w:rPr>
+              <w:t xml:space="preserve">, </w:t>
+            </w:r>
+            <w:r>
+              <w:rPr>
+                <w:rFonts w:ascii="Courier New" w:eastAsia="Times New Roman" w:hAnsi="Courier New" w:cs="Courier New"/>
+                <w:sz w:val="20"/>
+                <w:szCs w:val="20"/>
+                <w:lang w:val="en-IN"/>
+              </w:rPr>
+              <w:t>PI</w:t>
+            </w:r>
+          </w:p>
+        </w:tc>
+      </w:tr>
+      <w:tr>
+        <w:trPr>
+          <w:tblCellSpacing w:w="15" w:type="dxa"/>
+        </w:trPr>
+        <w:tc>
+          <w:tcPr>
+            <w:tcW w:w="1089" w:type="dxa"/>
+            <w:vAlign w:val="center"/>
+            <w:hideMark/>
+          </w:tcPr>
+          <w:p>
+            <w:pPr>
+              <w:spacing w:line="240" w:lineRule="auto"/>
+              <w:rPr>
+                <w:rFonts w:ascii="Times New Roman" w:eastAsia="Times New Roman" w:hAnsi="Times New Roman" w:cs="Times New Roman"/>
+                <w:sz w:val="24"/>
+                <w:szCs w:val="24"/>
+                <w:lang w:val="en-IN"/>
+              </w:rPr>
+            </w:pPr>
+            <w:r>
+              <w:rPr>
+                <w:rFonts w:ascii="Times New Roman" w:eastAsia="Times New Roman" w:hAnsi="Times New Roman" w:cs="Times New Roman"/>
+                <w:sz w:val="24"/>
+                <w:szCs w:val="24"/>
+                <w:lang w:val="en-IN"/>
+              </w:rPr>
+              <w:t>Class</w:t>
+            </w:r>
+          </w:p>
+        </w:tc>
+        <w:tc>
+          <w:tcPr>
+            <w:tcW w:w="1447" w:type="dxa"/>
+            <w:vAlign w:val="center"/>
+            <w:hideMark/>
+          </w:tcPr>
+          <w:p>
+            <w:pPr>
+              <w:spacing w:line="240" w:lineRule="auto"/>
+              <w:rPr>
+                <w:rFonts w:ascii="Times New Roman" w:eastAsia="Times New Roman" w:hAnsi="Times New Roman" w:cs="Times New Roman"/>
+                <w:sz w:val="24"/>
+                <w:szCs w:val="24"/>
+                <w:lang w:val="en-IN"/>
+              </w:rPr>
+            </w:pPr>
+            <w:r>
+              <w:rPr>
+                <w:rFonts w:ascii="Courier New" w:eastAsia="Times New Roman" w:hAnsi="Courier New" w:cs="Courier New"/>
+                <w:sz w:val="20"/>
+                <w:szCs w:val="20"/>
+                <w:lang w:val="en-IN"/>
+              </w:rPr>
+              <w:t>Pascal Case</w:t>
+            </w:r>
+          </w:p>
+        </w:tc>
+        <w:tc>
+          <w:tcPr>
+            <w:tcW w:w="3298" w:type="dxa"/>
+            <w:vAlign w:val="center"/>
+            <w:hideMark/>
+          </w:tcPr>
+          <w:p>
+            <w:pPr>
+              <w:spacing w:line="240" w:lineRule="auto"/>
+              <w:rPr>
+                <w:rFonts w:ascii="Times New Roman" w:eastAsia="Times New Roman" w:hAnsi="Times New Roman" w:cs="Times New Roman"/>
+                <w:sz w:val="24"/>
+                <w:szCs w:val="24"/>
+                <w:lang w:val="en-IN"/>
+              </w:rPr>
+            </w:pPr>
+            <w:r>
+              <w:rPr>
+                <w:rFonts w:ascii="Courier New" w:eastAsia="Times New Roman" w:hAnsi="Courier New" w:cs="Courier New"/>
+                <w:sz w:val="20"/>
+                <w:szCs w:val="20"/>
+                <w:lang w:val="en-IN"/>
+              </w:rPr>
+              <w:t>StudentRecord</w:t>
+            </w:r>
+            <w:r>
+              <w:rPr>
+                <w:rFonts w:ascii="Times New Roman" w:eastAsia="Times New Roman" w:hAnsi="Times New Roman" w:cs="Times New Roman"/>
+                <w:sz w:val="24"/>
+                <w:szCs w:val="24"/>
+                <w:lang w:val="en-IN"/>
+              </w:rPr>
+              <w:t xml:space="preserve">, </w:t>
+            </w:r>
+            <w:r>
+              <w:rPr>
+                <w:rFonts w:ascii="Courier New" w:eastAsia="Times New Roman" w:hAnsi="Courier New" w:cs="Courier New"/>
+                <w:sz w:val="20"/>
+                <w:szCs w:val="20"/>
+                <w:lang w:val="en-IN"/>
+              </w:rPr>
+              <w:t>BankAccount</w:t>
+            </w:r>
+          </w:p>
+        </w:tc>
+      </w:tr>
+      <w:tr>
+        <w:trPr>
+          <w:tblCellSpacing w:w="15" w:type="dxa"/>
+        </w:trPr>
+        <w:tc>
+          <w:tcPr>
+            <w:tcW w:w="1089" w:type="dxa"/>
+            <w:vAlign w:val="center"/>
+            <w:hideMark/>
+          </w:tcPr>
+          <w:p>
+            <w:pPr>
+              <w:spacing w:line="240" w:lineRule="auto"/>
+              <w:rPr>
+                <w:rFonts w:ascii="Times New Roman" w:eastAsia="Times New Roman" w:hAnsi="Times New Roman" w:cs="Times New Roman"/>
+                <w:sz w:val="24"/>
+                <w:szCs w:val="24"/>
+                <w:lang w:val="en-IN"/>
+              </w:rPr>
+            </w:pPr>
+            <w:r>
+              <w:rPr>
+                <w:rFonts w:ascii="Times New Roman" w:eastAsia="Times New Roman" w:hAnsi="Times New Roman" w:cs="Times New Roman"/>
+                <w:sz w:val="24"/>
+                <w:szCs w:val="24"/>
+                <w:lang w:val="en-IN"/>
+              </w:rPr>
+              <w:t>Private variable</w:t>
+            </w:r>
+          </w:p>
+        </w:tc>
+        <w:tc>
+          <w:tcPr>
+            <w:tcW w:w="1447" w:type="dxa"/>
+            <w:vAlign w:val="center"/>
+            <w:hideMark/>
+          </w:tcPr>
+          <w:p>
+            <w:pPr>
+              <w:spacing w:line="240" w:lineRule="auto"/>
+              <w:rPr>
+                <w:rFonts w:ascii="Times New Roman" w:eastAsia="Times New Roman" w:hAnsi="Times New Roman" w:cs="Times New Roman"/>
+                <w:sz w:val="24"/>
+                <w:szCs w:val="24"/>
+                <w:lang w:val="en-IN"/>
+              </w:rPr>
+            </w:pPr>
+            <w:r>
+              <w:rPr>
+                <w:rFonts w:ascii="Times New Roman" w:eastAsia="Times New Roman" w:hAnsi="Times New Roman" w:cs="Times New Roman"/>
+                <w:sz w:val="24"/>
+                <w:szCs w:val="24"/>
+                <w:lang w:val="en-IN"/>
+              </w:rPr>
+              <w:t xml:space="preserve">starts with </w:t>
+            </w:r>
+            <w:r>
+              <w:rPr>
+                <w:rFonts w:ascii="Courier New" w:eastAsia="Times New Roman" w:hAnsi="Courier New" w:cs="Courier New"/>
+                <w:sz w:val="20"/>
+                <w:szCs w:val="20"/>
+                <w:lang w:val="en-IN"/>
+              </w:rPr>
+              <w:t>_</w:t>
+            </w:r>
+          </w:p>
+        </w:tc>
+        <w:tc>
+          <w:tcPr>
+            <w:tcW w:w="3298" w:type="dxa"/>
+            <w:vAlign w:val="center"/>
+            <w:hideMark/>
+          </w:tcPr>
+          <w:p>
+            <w:pPr>
+              <w:spacing w:line="240" w:lineRule="auto"/>
+              <w:rPr>
+                <w:rFonts w:ascii="Times New Roman" w:eastAsia="Times New Roman" w:hAnsi="Times New Roman" w:cs="Times New Roman"/>
+                <w:sz w:val="24"/>
+                <w:szCs w:val="24"/>
+                <w:lang w:val="en-IN"/>
+              </w:rPr>
+            </w:pPr>
+            <w:r>
+              <w:rPr>
+                <w:rFonts w:ascii="Courier New" w:eastAsia="Times New Roman" w:hAnsi="Courier New" w:cs="Courier New"/>
+                <w:sz w:val="20"/>
+                <w:szCs w:val="20"/>
+                <w:lang w:val="en-IN"/>
+              </w:rPr>
+              <w:t>_password</w:t>
+            </w:r>
+            <w:r>
+              <w:rPr>
+                <w:rFonts w:ascii="Times New Roman" w:eastAsia="Times New Roman" w:hAnsi="Times New Roman" w:cs="Times New Roman"/>
+                <w:sz w:val="24"/>
+                <w:szCs w:val="24"/>
+                <w:lang w:val="en-IN"/>
+              </w:rPr>
+              <w:t xml:space="preserve">, </w:t>
+            </w:r>
+            <w:r>
+              <w:rPr>
+                <w:rFonts w:ascii="Courier New" w:eastAsia="Times New Roman" w:hAnsi="Courier New" w:cs="Courier New"/>
+                <w:sz w:val="20"/>
+                <w:szCs w:val="20"/>
+                <w:lang w:val="en-IN"/>
+              </w:rPr>
+              <w:t>_balance</w:t>
+            </w:r>
+          </w:p>
+        </w:tc>
+      </w:tr>
+    </w:tbl>
+    <w:p>
+      <w:pPr>
         <w:ind w:left="720"/>
       </w:pPr>
     </w:p>
@@ -1458,10 +2475,95 @@
     </w:p>
     <w:p>
       <w:pPr>
-        <w:ind w:left="720"/>
-      </w:pPr>
-    </w:p>
-    <w:p/>
+        <w:pStyle w:val="ListParagraph"/>
+        <w:numPr>
+          <w:ilvl w:val="0"/>
+          <w:numId w:val="11"/>
+        </w:numPr>
+        <w:ind w:left="993" w:hanging="567"/>
+      </w:pPr>
+      <w:r>
+        <w:t>PEP 8 tips for clean code:</w:t>
+      </w:r>
+    </w:p>
+    <w:p>
+      <w:pPr>
+        <w:pStyle w:val="ListParagraph"/>
+        <w:numPr>
+          <w:ilvl w:val="0"/>
+          <w:numId w:val="18"/>
+        </w:numPr>
+        <w:ind w:left="1134" w:hanging="283"/>
+      </w:pPr>
+      <w:r>
+        <w:t>Blank lines → 2 blank lines before/after a function definition</w:t>
+      </w:r>
+    </w:p>
+    <w:p>
+      <w:pPr>
+        <w:pStyle w:val="ListParagraph"/>
+        <w:numPr>
+          <w:ilvl w:val="0"/>
+          <w:numId w:val="18"/>
+        </w:numPr>
+        <w:ind w:left="1134" w:hanging="283"/>
+      </w:pPr>
+      <w:r>
+        <w:t>Line length → max 79 characters per line</w:t>
+      </w:r>
+    </w:p>
+    <w:p>
+      <w:pPr>
+        <w:pStyle w:val="ListParagraph"/>
+        <w:numPr>
+          <w:ilvl w:val="0"/>
+          <w:numId w:val="18"/>
+        </w:numPr>
+        <w:ind w:left="1134" w:hanging="283"/>
+      </w:pPr>
+      <w:r>
+        <w:t xml:space="preserve">Spaces around operators → x = 5 + 3 </w:t>
+      </w:r>
+    </w:p>
+    <w:p>
+      <w:pPr>
+        <w:pStyle w:val="ListParagraph"/>
+        <w:numPr>
+          <w:ilvl w:val="0"/>
+          <w:numId w:val="18"/>
+        </w:numPr>
+        <w:ind w:left="1134" w:hanging="283"/>
+      </w:pPr>
+      <w:r>
+        <w:t>No extra whitespace → print(x)</w:t>
+      </w:r>
+    </w:p>
+    <w:p>
+      <w:pPr>
+        <w:pStyle w:val="ListParagraph"/>
+        <w:numPr>
+          <w:ilvl w:val="0"/>
+          <w:numId w:val="18"/>
+        </w:numPr>
+        <w:ind w:left="1134" w:hanging="283"/>
+      </w:pPr>
+      <w:r>
+        <w:t>Meaningful names → student_age</w:t>
+      </w:r>
+    </w:p>
+    <w:p>
+      <w:pPr>
+        <w:pStyle w:val="ListParagraph"/>
+        <w:numPr>
+          <w:ilvl w:val="0"/>
+          <w:numId w:val="18"/>
+        </w:numPr>
+        <w:ind w:left="1134" w:hanging="283"/>
+      </w:pPr>
+      <w:r>
+        <w:t>One statement per line → don't write x = 1; y = 2 on same line</w:t>
+      </w:r>
+    </w:p>
     <w:p>
       <w:pPr>
         <w:rPr>
@@ -1469,11 +2571,52 @@
           <w:bCs/>
         </w:rPr>
       </w:pPr>
-      <w:r>
+    </w:p>
+    <w:p>
+      <w:pPr>
         <w:rPr>
           <w:b/>
           <w:bCs/>
         </w:rPr>
+      </w:pPr>
+    </w:p>
+    <w:p>
+      <w:pPr>
+        <w:rPr>
+          <w:b/>
+          <w:bCs/>
+        </w:rPr>
+      </w:pPr>
+    </w:p>
+    <w:p>
+      <w:pPr>
+        <w:rPr>
+          <w:b/>
+          <w:bCs/>
+        </w:rPr>
+      </w:pPr>
+    </w:p>
+    <w:p>
+      <w:pPr>
+        <w:rPr>
+          <w:b/>
+          <w:bCs/>
+        </w:rPr>
+      </w:pPr>
+    </w:p>
+    <w:p>
+      <w:pPr>
+        <w:rPr>
+          <w:b/>
+          <w:bCs/>
+        </w:rPr>
+      </w:pPr>
+      <w:r>
+        <w:rPr>
+          <w:b/>
+          <w:bCs/>
+        </w:rPr>
+        <w:lastRenderedPageBreak/>
         <w:t xml:space="preserve">3. Core Python Concepts </w:t>
       </w:r>
     </w:p>
@@ -1505,6 +2648,835 @@
     </w:p>
     <w:p>
       <w:pPr>
+        <w:pStyle w:val="ListParagraph"/>
+        <w:numPr>
+          <w:ilvl w:val="0"/>
+          <w:numId w:val="11"/>
+        </w:numPr>
+        <w:ind w:left="851" w:hanging="425"/>
+      </w:pPr>
+      <w:r>
+        <w:rPr>
+          <w:rFonts w:ascii="Times New Roman" w:eastAsia="Times New Roman" w:hAnsi="Times New Roman" w:cs="Times New Roman"/>
+          <w:sz w:val="24"/>
+          <w:szCs w:val="24"/>
+          <w:lang w:val="en-IN"/>
+        </w:rPr>
+        <w:t xml:space="preserve">A </w:t>
+      </w:r>
+      <w:r>
+        <w:rPr>
+          <w:rFonts w:ascii="Times New Roman" w:eastAsia="Times New Roman" w:hAnsi="Times New Roman" w:cs="Times New Roman"/>
+          <w:b/>
+          <w:bCs/>
+          <w:sz w:val="24"/>
+          <w:szCs w:val="24"/>
+          <w:lang w:val="en-IN"/>
+        </w:rPr>
+        <w:t>data type</w:t>
+      </w:r>
+      <w:r>
+        <w:rPr>
+          <w:rFonts w:ascii="Times New Roman" w:eastAsia="Times New Roman" w:hAnsi="Times New Roman" w:cs="Times New Roman"/>
+          <w:sz w:val="24"/>
+          <w:szCs w:val="24"/>
+          <w:lang w:val="en-IN"/>
+        </w:rPr>
+        <w:t xml:space="preserve"> tells Python what kind of value a </w:t>
+      </w:r>
+      <w:r>
+        <w:rPr>
+          <w:rFonts w:ascii="Times New Roman" w:eastAsia="Times New Roman" w:hAnsi="Times New Roman" w:cs="Times New Roman"/>
+          <w:sz w:val="24"/>
+          <w:szCs w:val="24"/>
+          <w:lang w:val="en-IN"/>
+        </w:rPr>
+        <w:t>variable hold</w:t>
+      </w:r>
+      <w:r>
+        <w:rPr>
+          <w:rFonts w:ascii="Times New Roman" w:eastAsia="Times New Roman" w:hAnsi="Times New Roman" w:cs="Times New Roman"/>
+          <w:sz w:val="24"/>
+          <w:szCs w:val="24"/>
+          <w:lang w:val="en-IN"/>
+        </w:rPr>
+        <w:t>.</w:t>
+      </w:r>
+    </w:p>
+    <w:tbl>
+      <w:tblPr>
+        <w:tblW w:w="0" w:type="auto"/>
+        <w:tblCellSpacing w:w="15" w:type="dxa"/>
+        <w:tblInd w:w="1234" w:type="dxa"/>
+        <w:tblBorders>
+          <w:top w:val="single" w:sz="4" w:space="0" w:color="auto"/>
+          <w:left w:val="single" w:sz="4" w:space="0" w:color="auto"/>
+          <w:bottom w:val="single" w:sz="4" w:space="0" w:color="auto"/>
+          <w:right w:val="single" w:sz="4" w:space="0" w:color="auto"/>
+          <w:insideH w:val="single" w:sz="4" w:space="0" w:color="auto"/>
+          <w:insideV w:val="single" w:sz="4" w:space="0" w:color="auto"/>
+        </w:tblBorders>
+        <w:tblCellMar>
+          <w:top w:w="15" w:type="dxa"/>
+          <w:left w:w="15" w:type="dxa"/>
+          <w:bottom w:w="15" w:type="dxa"/>
+          <w:right w:w="15" w:type="dxa"/>
+        </w:tblCellMar>
+        <w:tblLook w:val="04A0" w:firstRow="1" w:lastRow="0" w:firstColumn="1" w:lastColumn="0" w:noHBand="0" w:noVBand="1"/>
+      </w:tblPr>
+      <w:tblGrid>
+        <w:gridCol w:w="1169"/>
+        <w:gridCol w:w="2361"/>
+        <w:gridCol w:w="3327"/>
+      </w:tblGrid>
+      <w:tr>
+        <w:trPr>
+          <w:tblHeader/>
+          <w:tblCellSpacing w:w="15" w:type="dxa"/>
+        </w:trPr>
+        <w:tc>
+          <w:tcPr>
+            <w:tcW w:w="0" w:type="auto"/>
+            <w:vAlign w:val="center"/>
+            <w:hideMark/>
+          </w:tcPr>
+          <w:p>
+            <w:pPr>
+              <w:spacing w:line="240" w:lineRule="auto"/>
+              <w:jc w:val="center"/>
+              <w:rPr>
+                <w:rFonts w:ascii="Times New Roman" w:eastAsia="Times New Roman" w:hAnsi="Times New Roman" w:cs="Times New Roman"/>
+                <w:b/>
+                <w:bCs/>
+                <w:sz w:val="24"/>
+                <w:szCs w:val="24"/>
+                <w:lang w:val="en-IN"/>
+              </w:rPr>
+            </w:pPr>
+            <w:r>
+              <w:rPr>
+                <w:rFonts w:ascii="Times New Roman" w:eastAsia="Times New Roman" w:hAnsi="Times New Roman" w:cs="Times New Roman"/>
+                <w:b/>
+                <w:bCs/>
+                <w:sz w:val="24"/>
+                <w:szCs w:val="24"/>
+                <w:lang w:val="en-IN"/>
+              </w:rPr>
+              <w:t>Data Type</w:t>
+            </w:r>
+          </w:p>
+        </w:tc>
+        <w:tc>
+          <w:tcPr>
+            <w:tcW w:w="0" w:type="auto"/>
+            <w:vAlign w:val="center"/>
+            <w:hideMark/>
+          </w:tcPr>
+          <w:p>
+            <w:pPr>
+              <w:spacing w:line="240" w:lineRule="auto"/>
+              <w:jc w:val="center"/>
+              <w:rPr>
+                <w:rFonts w:ascii="Times New Roman" w:eastAsia="Times New Roman" w:hAnsi="Times New Roman" w:cs="Times New Roman"/>
+                <w:b/>
+                <w:bCs/>
+                <w:sz w:val="24"/>
+                <w:szCs w:val="24"/>
+                <w:lang w:val="en-IN"/>
+              </w:rPr>
+            </w:pPr>
+            <w:r>
+              <w:rPr>
+                <w:rFonts w:ascii="Times New Roman" w:eastAsia="Times New Roman" w:hAnsi="Times New Roman" w:cs="Times New Roman"/>
+                <w:b/>
+                <w:bCs/>
+                <w:sz w:val="24"/>
+                <w:szCs w:val="24"/>
+                <w:lang w:val="en-IN"/>
+              </w:rPr>
+              <w:t>Example</w:t>
+            </w:r>
+          </w:p>
+        </w:tc>
+        <w:tc>
+          <w:tcPr>
+            <w:tcW w:w="0" w:type="auto"/>
+            <w:vAlign w:val="center"/>
+            <w:hideMark/>
+          </w:tcPr>
+          <w:p>
+            <w:pPr>
+              <w:spacing w:line="240" w:lineRule="auto"/>
+              <w:jc w:val="center"/>
+              <w:rPr>
+                <w:rFonts w:ascii="Times New Roman" w:eastAsia="Times New Roman" w:hAnsi="Times New Roman" w:cs="Times New Roman"/>
+                <w:b/>
+                <w:bCs/>
+                <w:sz w:val="24"/>
+                <w:szCs w:val="24"/>
+                <w:lang w:val="en-IN"/>
+              </w:rPr>
+            </w:pPr>
+            <w:r>
+              <w:rPr>
+                <w:rFonts w:ascii="Times New Roman" w:eastAsia="Times New Roman" w:hAnsi="Times New Roman" w:cs="Times New Roman"/>
+                <w:b/>
+                <w:bCs/>
+                <w:sz w:val="24"/>
+                <w:szCs w:val="24"/>
+                <w:lang w:val="en-IN"/>
+              </w:rPr>
+              <w:t>Description</w:t>
+            </w:r>
+          </w:p>
+        </w:tc>
+      </w:tr>
+      <w:tr>
+        <w:trPr>
+          <w:tblCellSpacing w:w="15" w:type="dxa"/>
+        </w:trPr>
+        <w:tc>
+          <w:tcPr>
+            <w:tcW w:w="0" w:type="auto"/>
+            <w:vAlign w:val="center"/>
+            <w:hideMark/>
+          </w:tcPr>
+          <w:p>
+            <w:pPr>
+              <w:spacing w:line="240" w:lineRule="auto"/>
+              <w:rPr>
+                <w:rFonts w:ascii="Times New Roman" w:eastAsia="Times New Roman" w:hAnsi="Times New Roman" w:cs="Times New Roman"/>
+                <w:sz w:val="24"/>
+                <w:szCs w:val="24"/>
+                <w:lang w:val="en-IN"/>
+              </w:rPr>
+            </w:pPr>
+            <w:r>
+              <w:rPr>
+                <w:rFonts w:ascii="Courier New" w:eastAsia="Times New Roman" w:hAnsi="Courier New" w:cs="Courier New"/>
+                <w:sz w:val="20"/>
+                <w:szCs w:val="20"/>
+                <w:lang w:val="en-IN"/>
+              </w:rPr>
+              <w:t>int</w:t>
+            </w:r>
+          </w:p>
+        </w:tc>
+        <w:tc>
+          <w:tcPr>
+            <w:tcW w:w="0" w:type="auto"/>
+            <w:vAlign w:val="center"/>
+            <w:hideMark/>
+          </w:tcPr>
+          <w:p>
+            <w:pPr>
+              <w:spacing w:line="240" w:lineRule="auto"/>
+              <w:rPr>
+                <w:rFonts w:ascii="Times New Roman" w:eastAsia="Times New Roman" w:hAnsi="Times New Roman" w:cs="Times New Roman"/>
+                <w:sz w:val="24"/>
+                <w:szCs w:val="24"/>
+                <w:lang w:val="en-IN"/>
+              </w:rPr>
+            </w:pPr>
+            <w:r>
+              <w:rPr>
+                <w:rFonts w:ascii="Courier New" w:eastAsia="Times New Roman" w:hAnsi="Courier New" w:cs="Courier New"/>
+                <w:sz w:val="20"/>
+                <w:szCs w:val="20"/>
+                <w:lang w:val="en-IN"/>
+              </w:rPr>
+              <w:t>10</w:t>
+            </w:r>
+            <w:r>
+              <w:rPr>
+                <w:rFonts w:ascii="Times New Roman" w:eastAsia="Times New Roman" w:hAnsi="Times New Roman" w:cs="Times New Roman"/>
+                <w:sz w:val="24"/>
+                <w:szCs w:val="24"/>
+                <w:lang w:val="en-IN"/>
+              </w:rPr>
+              <w:t xml:space="preserve">, </w:t>
+            </w:r>
+            <w:r>
+              <w:rPr>
+                <w:rFonts w:ascii="Courier New" w:eastAsia="Times New Roman" w:hAnsi="Courier New" w:cs="Courier New"/>
+                <w:sz w:val="20"/>
+                <w:szCs w:val="20"/>
+                <w:lang w:val="en-IN"/>
+              </w:rPr>
+              <w:t>-5</w:t>
+            </w:r>
+          </w:p>
+        </w:tc>
+        <w:tc>
+          <w:tcPr>
+            <w:tcW w:w="0" w:type="auto"/>
+            <w:vAlign w:val="center"/>
+            <w:hideMark/>
+          </w:tcPr>
+          <w:p>
+            <w:pPr>
+              <w:spacing w:line="240" w:lineRule="auto"/>
+              <w:rPr>
+                <w:rFonts w:ascii="Times New Roman" w:eastAsia="Times New Roman" w:hAnsi="Times New Roman" w:cs="Times New Roman"/>
+                <w:sz w:val="24"/>
+                <w:szCs w:val="24"/>
+                <w:lang w:val="en-IN"/>
+              </w:rPr>
+            </w:pPr>
+            <w:r>
+              <w:rPr>
+                <w:rFonts w:ascii="Times New Roman" w:eastAsia="Times New Roman" w:hAnsi="Times New Roman" w:cs="Times New Roman"/>
+                <w:sz w:val="24"/>
+                <w:szCs w:val="24"/>
+                <w:lang w:val="en-IN"/>
+              </w:rPr>
+              <w:t>Whole numbers</w:t>
+            </w:r>
+          </w:p>
+        </w:tc>
+      </w:tr>
+      <w:tr>
+        <w:trPr>
+          <w:tblCellSpacing w:w="15" w:type="dxa"/>
+        </w:trPr>
+        <w:tc>
+          <w:tcPr>
+            <w:tcW w:w="0" w:type="auto"/>
+            <w:vAlign w:val="center"/>
+            <w:hideMark/>
+          </w:tcPr>
+          <w:p>
+            <w:pPr>
+              <w:spacing w:line="240" w:lineRule="auto"/>
+              <w:rPr>
+                <w:rFonts w:ascii="Times New Roman" w:eastAsia="Times New Roman" w:hAnsi="Times New Roman" w:cs="Times New Roman"/>
+                <w:sz w:val="24"/>
+                <w:szCs w:val="24"/>
+                <w:lang w:val="en-IN"/>
+              </w:rPr>
+            </w:pPr>
+            <w:r>
+              <w:rPr>
+                <w:rFonts w:ascii="Courier New" w:eastAsia="Times New Roman" w:hAnsi="Courier New" w:cs="Courier New"/>
+                <w:sz w:val="20"/>
+                <w:szCs w:val="20"/>
+                <w:lang w:val="en-IN"/>
+              </w:rPr>
+              <w:t>float</w:t>
+            </w:r>
+          </w:p>
+        </w:tc>
+        <w:tc>
+          <w:tcPr>
+            <w:tcW w:w="0" w:type="auto"/>
+            <w:vAlign w:val="center"/>
+            <w:hideMark/>
+          </w:tcPr>
+          <w:p>
+            <w:pPr>
+              <w:spacing w:line="240" w:lineRule="auto"/>
+              <w:rPr>
+                <w:rFonts w:ascii="Times New Roman" w:eastAsia="Times New Roman" w:hAnsi="Times New Roman" w:cs="Times New Roman"/>
+                <w:sz w:val="24"/>
+                <w:szCs w:val="24"/>
+                <w:lang w:val="en-IN"/>
+              </w:rPr>
+            </w:pPr>
+            <w:r>
+              <w:rPr>
+                <w:rFonts w:ascii="Courier New" w:eastAsia="Times New Roman" w:hAnsi="Courier New" w:cs="Courier New"/>
+                <w:sz w:val="20"/>
+                <w:szCs w:val="20"/>
+                <w:lang w:val="en-IN"/>
+              </w:rPr>
+              <w:t>3.14</w:t>
+            </w:r>
+            <w:r>
+              <w:rPr>
+                <w:rFonts w:ascii="Times New Roman" w:eastAsia="Times New Roman" w:hAnsi="Times New Roman" w:cs="Times New Roman"/>
+                <w:sz w:val="24"/>
+                <w:szCs w:val="24"/>
+                <w:lang w:val="en-IN"/>
+              </w:rPr>
+              <w:t xml:space="preserve">, </w:t>
+            </w:r>
+            <w:r>
+              <w:rPr>
+                <w:rFonts w:ascii="Courier New" w:eastAsia="Times New Roman" w:hAnsi="Courier New" w:cs="Courier New"/>
+                <w:sz w:val="20"/>
+                <w:szCs w:val="20"/>
+                <w:lang w:val="en-IN"/>
+              </w:rPr>
+              <w:t>-2.5</w:t>
+            </w:r>
+          </w:p>
+        </w:tc>
+        <w:tc>
+          <w:tcPr>
+            <w:tcW w:w="0" w:type="auto"/>
+            <w:vAlign w:val="center"/>
+            <w:hideMark/>
+          </w:tcPr>
+          <w:p>
+            <w:pPr>
+              <w:spacing w:line="240" w:lineRule="auto"/>
+              <w:rPr>
+                <w:rFonts w:ascii="Times New Roman" w:eastAsia="Times New Roman" w:hAnsi="Times New Roman" w:cs="Times New Roman"/>
+                <w:sz w:val="24"/>
+                <w:szCs w:val="24"/>
+                <w:lang w:val="en-IN"/>
+              </w:rPr>
+            </w:pPr>
+            <w:r>
+              <w:rPr>
+                <w:rFonts w:ascii="Times New Roman" w:eastAsia="Times New Roman" w:hAnsi="Times New Roman" w:cs="Times New Roman"/>
+                <w:sz w:val="24"/>
+                <w:szCs w:val="24"/>
+                <w:lang w:val="en-IN"/>
+              </w:rPr>
+              <w:t>Decimal numbers</w:t>
+            </w:r>
+          </w:p>
+        </w:tc>
+      </w:tr>
+      <w:tr>
+        <w:trPr>
+          <w:tblCellSpacing w:w="15" w:type="dxa"/>
+        </w:trPr>
+        <w:tc>
+          <w:tcPr>
+            <w:tcW w:w="0" w:type="auto"/>
+            <w:vAlign w:val="center"/>
+            <w:hideMark/>
+          </w:tcPr>
+          <w:p>
+            <w:pPr>
+              <w:spacing w:line="240" w:lineRule="auto"/>
+              <w:rPr>
+                <w:rFonts w:ascii="Times New Roman" w:eastAsia="Times New Roman" w:hAnsi="Times New Roman" w:cs="Times New Roman"/>
+                <w:sz w:val="24"/>
+                <w:szCs w:val="24"/>
+                <w:lang w:val="en-IN"/>
+              </w:rPr>
+            </w:pPr>
+            <w:r>
+              <w:rPr>
+                <w:rFonts w:ascii="Courier New" w:eastAsia="Times New Roman" w:hAnsi="Courier New" w:cs="Courier New"/>
+                <w:sz w:val="20"/>
+                <w:szCs w:val="20"/>
+                <w:lang w:val="en-IN"/>
+              </w:rPr>
+              <w:t>str</w:t>
+            </w:r>
+          </w:p>
+        </w:tc>
+        <w:tc>
+          <w:tcPr>
+            <w:tcW w:w="0" w:type="auto"/>
+            <w:vAlign w:val="center"/>
+            <w:hideMark/>
+          </w:tcPr>
+          <w:p>
+            <w:pPr>
+              <w:spacing w:line="240" w:lineRule="auto"/>
+              <w:rPr>
+                <w:rFonts w:ascii="Times New Roman" w:eastAsia="Times New Roman" w:hAnsi="Times New Roman" w:cs="Times New Roman"/>
+                <w:sz w:val="24"/>
+                <w:szCs w:val="24"/>
+                <w:lang w:val="en-IN"/>
+              </w:rPr>
+            </w:pPr>
+            <w:r>
+              <w:rPr>
+                <w:rFonts w:ascii="Courier New" w:eastAsia="Times New Roman" w:hAnsi="Courier New" w:cs="Courier New"/>
+                <w:sz w:val="20"/>
+                <w:szCs w:val="20"/>
+                <w:lang w:val="en-IN"/>
+              </w:rPr>
+              <w:t>"Hello"</w:t>
+            </w:r>
+          </w:p>
+        </w:tc>
+        <w:tc>
+          <w:tcPr>
+            <w:tcW w:w="0" w:type="auto"/>
+            <w:vAlign w:val="center"/>
+            <w:hideMark/>
+          </w:tcPr>
+          <w:p>
+            <w:pPr>
+              <w:spacing w:line="240" w:lineRule="auto"/>
+              <w:rPr>
+                <w:rFonts w:ascii="Times New Roman" w:eastAsia="Times New Roman" w:hAnsi="Times New Roman" w:cs="Times New Roman"/>
+                <w:sz w:val="24"/>
+                <w:szCs w:val="24"/>
+                <w:lang w:val="en-IN"/>
+              </w:rPr>
+            </w:pPr>
+            <w:r>
+              <w:rPr>
+                <w:rFonts w:ascii="Times New Roman" w:eastAsia="Times New Roman" w:hAnsi="Times New Roman" w:cs="Times New Roman"/>
+                <w:sz w:val="24"/>
+                <w:szCs w:val="24"/>
+                <w:lang w:val="en-IN"/>
+              </w:rPr>
+              <w:t>Text in quotes</w:t>
+            </w:r>
+          </w:p>
+        </w:tc>
+      </w:tr>
+      <w:tr>
+        <w:trPr>
+          <w:tblCellSpacing w:w="15" w:type="dxa"/>
+        </w:trPr>
+        <w:tc>
+          <w:tcPr>
+            <w:tcW w:w="0" w:type="auto"/>
+            <w:vAlign w:val="center"/>
+            <w:hideMark/>
+          </w:tcPr>
+          <w:p>
+            <w:pPr>
+              <w:spacing w:line="240" w:lineRule="auto"/>
+              <w:rPr>
+                <w:rFonts w:ascii="Times New Roman" w:eastAsia="Times New Roman" w:hAnsi="Times New Roman" w:cs="Times New Roman"/>
+                <w:sz w:val="24"/>
+                <w:szCs w:val="24"/>
+                <w:lang w:val="en-IN"/>
+              </w:rPr>
+            </w:pPr>
+            <w:r>
+              <w:rPr>
+                <w:rFonts w:ascii="Courier New" w:eastAsia="Times New Roman" w:hAnsi="Courier New" w:cs="Courier New"/>
+                <w:sz w:val="20"/>
+                <w:szCs w:val="20"/>
+                <w:lang w:val="en-IN"/>
+              </w:rPr>
+              <w:t>list</w:t>
+            </w:r>
+          </w:p>
+        </w:tc>
+        <w:tc>
+          <w:tcPr>
+            <w:tcW w:w="0" w:type="auto"/>
+            <w:vAlign w:val="center"/>
+            <w:hideMark/>
+          </w:tcPr>
+          <w:p>
+            <w:pPr>
+              <w:spacing w:line="240" w:lineRule="auto"/>
+              <w:rPr>
+                <w:rFonts w:ascii="Times New Roman" w:eastAsia="Times New Roman" w:hAnsi="Times New Roman" w:cs="Times New Roman"/>
+                <w:sz w:val="24"/>
+                <w:szCs w:val="24"/>
+                <w:lang w:val="en-IN"/>
+              </w:rPr>
+            </w:pPr>
+            <w:r>
+              <w:rPr>
+                <w:rFonts w:ascii="Courier New" w:eastAsia="Times New Roman" w:hAnsi="Courier New" w:cs="Courier New"/>
+                <w:sz w:val="20"/>
+                <w:szCs w:val="20"/>
+                <w:lang w:val="en-IN"/>
+              </w:rPr>
+              <w:t>[1, 2, 3]</w:t>
+            </w:r>
+          </w:p>
+        </w:tc>
+        <w:tc>
+          <w:tcPr>
+            <w:tcW w:w="0" w:type="auto"/>
+            <w:vAlign w:val="center"/>
+            <w:hideMark/>
+          </w:tcPr>
+          <w:p>
+            <w:pPr>
+              <w:spacing w:line="240" w:lineRule="auto"/>
+              <w:rPr>
+                <w:rFonts w:ascii="Times New Roman" w:eastAsia="Times New Roman" w:hAnsi="Times New Roman" w:cs="Times New Roman"/>
+                <w:sz w:val="24"/>
+                <w:szCs w:val="24"/>
+                <w:lang w:val="en-IN"/>
+              </w:rPr>
+            </w:pPr>
+            <w:r>
+              <w:rPr>
+                <w:rFonts w:ascii="Times New Roman" w:eastAsia="Times New Roman" w:hAnsi="Times New Roman" w:cs="Times New Roman"/>
+                <w:sz w:val="24"/>
+                <w:szCs w:val="24"/>
+                <w:lang w:val="en-IN"/>
+              </w:rPr>
+              <w:t>Ordered, changeable collection</w:t>
+            </w:r>
+          </w:p>
+        </w:tc>
+      </w:tr>
+      <w:tr>
+        <w:trPr>
+          <w:tblCellSpacing w:w="15" w:type="dxa"/>
+        </w:trPr>
+        <w:tc>
+          <w:tcPr>
+            <w:tcW w:w="0" w:type="auto"/>
+            <w:vAlign w:val="center"/>
+            <w:hideMark/>
+          </w:tcPr>
+          <w:p>
+            <w:pPr>
+              <w:spacing w:line="240" w:lineRule="auto"/>
+              <w:rPr>
+                <w:rFonts w:ascii="Times New Roman" w:eastAsia="Times New Roman" w:hAnsi="Times New Roman" w:cs="Times New Roman"/>
+                <w:sz w:val="24"/>
+                <w:szCs w:val="24"/>
+                <w:lang w:val="en-IN"/>
+              </w:rPr>
+            </w:pPr>
+            <w:r>
+              <w:rPr>
+                <w:rFonts w:ascii="Courier New" w:eastAsia="Times New Roman" w:hAnsi="Courier New" w:cs="Courier New"/>
+                <w:sz w:val="20"/>
+                <w:szCs w:val="20"/>
+                <w:lang w:val="en-IN"/>
+              </w:rPr>
+              <w:t>tuple</w:t>
+            </w:r>
+          </w:p>
+        </w:tc>
+        <w:tc>
+          <w:tcPr>
+            <w:tcW w:w="0" w:type="auto"/>
+            <w:vAlign w:val="center"/>
+            <w:hideMark/>
+          </w:tcPr>
+          <w:p>
+            <w:pPr>
+              <w:spacing w:line="240" w:lineRule="auto"/>
+              <w:rPr>
+                <w:rFonts w:ascii="Times New Roman" w:eastAsia="Times New Roman" w:hAnsi="Times New Roman" w:cs="Times New Roman"/>
+                <w:sz w:val="24"/>
+                <w:szCs w:val="24"/>
+                <w:lang w:val="en-IN"/>
+              </w:rPr>
+            </w:pPr>
+            <w:r>
+              <w:rPr>
+                <w:rFonts w:ascii="Courier New" w:eastAsia="Times New Roman" w:hAnsi="Courier New" w:cs="Courier New"/>
+                <w:sz w:val="20"/>
+                <w:szCs w:val="20"/>
+                <w:lang w:val="en-IN"/>
+              </w:rPr>
+              <w:t>(1, 2, 3)</w:t>
+            </w:r>
+          </w:p>
+        </w:tc>
+        <w:tc>
+          <w:tcPr>
+            <w:tcW w:w="0" w:type="auto"/>
+            <w:vAlign w:val="center"/>
+            <w:hideMark/>
+          </w:tcPr>
+          <w:p>
+            <w:pPr>
+              <w:spacing w:line="240" w:lineRule="auto"/>
+              <w:rPr>
+                <w:rFonts w:ascii="Times New Roman" w:eastAsia="Times New Roman" w:hAnsi="Times New Roman" w:cs="Times New Roman"/>
+                <w:sz w:val="24"/>
+                <w:szCs w:val="24"/>
+                <w:lang w:val="en-IN"/>
+              </w:rPr>
+            </w:pPr>
+            <w:r>
+              <w:rPr>
+                <w:rFonts w:ascii="Times New Roman" w:eastAsia="Times New Roman" w:hAnsi="Times New Roman" w:cs="Times New Roman"/>
+                <w:sz w:val="24"/>
+                <w:szCs w:val="24"/>
+                <w:lang w:val="en-IN"/>
+              </w:rPr>
+              <w:t>Ordered, unchangeable collection</w:t>
+            </w:r>
+          </w:p>
+        </w:tc>
+      </w:tr>
+      <w:tr>
+        <w:trPr>
+          <w:tblCellSpacing w:w="15" w:type="dxa"/>
+        </w:trPr>
+        <w:tc>
+          <w:tcPr>
+            <w:tcW w:w="0" w:type="auto"/>
+            <w:vAlign w:val="center"/>
+            <w:hideMark/>
+          </w:tcPr>
+          <w:p>
+            <w:pPr>
+              <w:spacing w:line="240" w:lineRule="auto"/>
+              <w:rPr>
+                <w:rFonts w:ascii="Times New Roman" w:eastAsia="Times New Roman" w:hAnsi="Times New Roman" w:cs="Times New Roman"/>
+                <w:sz w:val="24"/>
+                <w:szCs w:val="24"/>
+                <w:lang w:val="en-IN"/>
+              </w:rPr>
+            </w:pPr>
+            <w:r>
+              <w:rPr>
+                <w:rFonts w:ascii="Courier New" w:eastAsia="Times New Roman" w:hAnsi="Courier New" w:cs="Courier New"/>
+                <w:sz w:val="20"/>
+                <w:szCs w:val="20"/>
+                <w:lang w:val="en-IN"/>
+              </w:rPr>
+              <w:t>dict</w:t>
+            </w:r>
+          </w:p>
+        </w:tc>
+        <w:tc>
+          <w:tcPr>
+            <w:tcW w:w="0" w:type="auto"/>
+            <w:vAlign w:val="center"/>
+            <w:hideMark/>
+          </w:tcPr>
+          <w:p>
+            <w:pPr>
+              <w:spacing w:line="240" w:lineRule="auto"/>
+              <w:rPr>
+                <w:rFonts w:ascii="Times New Roman" w:eastAsia="Times New Roman" w:hAnsi="Times New Roman" w:cs="Times New Roman"/>
+                <w:sz w:val="24"/>
+                <w:szCs w:val="24"/>
+                <w:lang w:val="en-IN"/>
+              </w:rPr>
+            </w:pPr>
+            <w:r>
+              <w:rPr>
+                <w:rFonts w:ascii="Courier New" w:eastAsia="Times New Roman" w:hAnsi="Courier New" w:cs="Courier New"/>
+                <w:sz w:val="20"/>
+                <w:szCs w:val="20"/>
+                <w:lang w:val="en-IN"/>
+              </w:rPr>
+              <w:t>{"name": "Bhavika"}</w:t>
+            </w:r>
+          </w:p>
+        </w:tc>
+        <w:tc>
+          <w:tcPr>
+            <w:tcW w:w="0" w:type="auto"/>
+            <w:vAlign w:val="center"/>
+            <w:hideMark/>
+          </w:tcPr>
+          <w:p>
+            <w:pPr>
+              <w:spacing w:line="240" w:lineRule="auto"/>
+              <w:rPr>
+                <w:rFonts w:ascii="Times New Roman" w:eastAsia="Times New Roman" w:hAnsi="Times New Roman" w:cs="Times New Roman"/>
+                <w:sz w:val="24"/>
+                <w:szCs w:val="24"/>
+                <w:lang w:val="en-IN"/>
+              </w:rPr>
+            </w:pPr>
+            <w:r>
+              <w:rPr>
+                <w:rFonts w:ascii="Times New Roman" w:eastAsia="Times New Roman" w:hAnsi="Times New Roman" w:cs="Times New Roman"/>
+                <w:sz w:val="24"/>
+                <w:szCs w:val="24"/>
+                <w:lang w:val="en-IN"/>
+              </w:rPr>
+              <w:t>Key-value pairs</w:t>
+            </w:r>
+          </w:p>
+        </w:tc>
+      </w:tr>
+      <w:tr>
+        <w:trPr>
+          <w:tblCellSpacing w:w="15" w:type="dxa"/>
+        </w:trPr>
+        <w:tc>
+          <w:tcPr>
+            <w:tcW w:w="0" w:type="auto"/>
+            <w:vAlign w:val="center"/>
+            <w:hideMark/>
+          </w:tcPr>
+          <w:p>
+            <w:pPr>
+              <w:spacing w:line="240" w:lineRule="auto"/>
+              <w:rPr>
+                <w:rFonts w:ascii="Times New Roman" w:eastAsia="Times New Roman" w:hAnsi="Times New Roman" w:cs="Times New Roman"/>
+                <w:sz w:val="24"/>
+                <w:szCs w:val="24"/>
+                <w:lang w:val="en-IN"/>
+              </w:rPr>
+            </w:pPr>
+            <w:r>
+              <w:rPr>
+                <w:rFonts w:ascii="Courier New" w:eastAsia="Times New Roman" w:hAnsi="Courier New" w:cs="Courier New"/>
+                <w:sz w:val="20"/>
+                <w:szCs w:val="20"/>
+                <w:lang w:val="en-IN"/>
+              </w:rPr>
+              <w:t>set</w:t>
+            </w:r>
+          </w:p>
+        </w:tc>
+        <w:tc>
+          <w:tcPr>
+            <w:tcW w:w="0" w:type="auto"/>
+            <w:vAlign w:val="center"/>
+            <w:hideMark/>
+          </w:tcPr>
+          <w:p>
+            <w:pPr>
+              <w:spacing w:line="240" w:lineRule="auto"/>
+              <w:rPr>
+                <w:rFonts w:ascii="Times New Roman" w:eastAsia="Times New Roman" w:hAnsi="Times New Roman" w:cs="Times New Roman"/>
+                <w:sz w:val="24"/>
+                <w:szCs w:val="24"/>
+                <w:lang w:val="en-IN"/>
+              </w:rPr>
+            </w:pPr>
+            <w:r>
+              <w:rPr>
+                <w:rFonts w:ascii="Courier New" w:eastAsia="Times New Roman" w:hAnsi="Courier New" w:cs="Courier New"/>
+                <w:sz w:val="20"/>
+                <w:szCs w:val="20"/>
+                <w:lang w:val="en-IN"/>
+              </w:rPr>
+              <w:t>{1, 2, 3}</w:t>
+            </w:r>
+          </w:p>
+        </w:tc>
+        <w:tc>
+          <w:tcPr>
+            <w:tcW w:w="0" w:type="auto"/>
+            <w:vAlign w:val="center"/>
+            <w:hideMark/>
+          </w:tcPr>
+          <w:p>
+            <w:pPr>
+              <w:spacing w:line="240" w:lineRule="auto"/>
+              <w:rPr>
+                <w:rFonts w:ascii="Times New Roman" w:eastAsia="Times New Roman" w:hAnsi="Times New Roman" w:cs="Times New Roman"/>
+                <w:sz w:val="24"/>
+                <w:szCs w:val="24"/>
+                <w:lang w:val="en-IN"/>
+              </w:rPr>
+            </w:pPr>
+            <w:r>
+              <w:rPr>
+                <w:rFonts w:ascii="Times New Roman" w:eastAsia="Times New Roman" w:hAnsi="Times New Roman" w:cs="Times New Roman"/>
+                <w:sz w:val="24"/>
+                <w:szCs w:val="24"/>
+                <w:lang w:val="en-IN"/>
+              </w:rPr>
+              <w:t>Unordered, no duplicates</w:t>
+            </w:r>
+          </w:p>
+        </w:tc>
+      </w:tr>
+    </w:tbl>
+    <w:p>
+      <w:pPr>
+        <w:ind w:left="720"/>
+      </w:pPr>
+    </w:p>
+    <w:p>
+      <w:pPr>
         <w:numPr>
           <w:ilvl w:val="0"/>
           <w:numId w:val="10"/>
@@ -1522,10 +3494,7 @@
         </w:numPr>
       </w:pPr>
       <w:r>
-        <w:t>Python operators: a</w:t>
-      </w:r>
-      <w:r>
-        <w:t xml:space="preserve">rithmetic, comparison, logical, and bitwise. </w:t>
+        <w:t xml:space="preserve">Python operators: arithmetic, comparison, logical, and bitwise. </w:t>
       </w:r>
     </w:p>
     <w:p/>
@@ -1567,15 +3536,7 @@
         </w:numPr>
       </w:pPr>
       <w:r>
-        <w:t xml:space="preserve">Introduction to conditional statements: if, else, </w:t>
-      </w:r>
-      <w:proofErr w:type="spellStart"/>
-      <w:r>
-        <w:t>elif</w:t>
-      </w:r>
-      <w:proofErr w:type="spellEnd"/>
-      <w:r>
-        <w:t xml:space="preserve">.  </w:t>
+        <w:t xml:space="preserve">Introduction to conditional statements: if, else, elif.  </w:t>
       </w:r>
     </w:p>
     <w:p>
@@ -1714,10 +3675,7 @@
         </w:numPr>
       </w:pPr>
       <w:r>
-        <w:t>Understanding iterators and creating custom iterat</w:t>
-      </w:r>
-      <w:r>
-        <w:t xml:space="preserve">ors. </w:t>
+        <w:t xml:space="preserve">Understanding iterators and creating custom iterators. </w:t>
       </w:r>
     </w:p>
     <w:p/>
@@ -1808,14 +3766,7 @@
           <w:b/>
           <w:bCs/>
         </w:rPr>
-        <w:t>8. Control Statements (Break, Continue, P</w:t>
-      </w:r>
-      <w:r>
-        <w:rPr>
-          <w:b/>
-          <w:bCs/>
-        </w:rPr>
-        <w:t xml:space="preserve">ass) </w:t>
+        <w:t xml:space="preserve">8. Control Statements (Break, Continue, Pass) </w:t>
       </w:r>
     </w:p>
     <w:p>
@@ -1897,15 +3848,23 @@
       <w:r>
         <w:t xml:space="preserve">Basic operations: concatenation, </w:t>
       </w:r>
-      <w:proofErr w:type="spellStart"/>
-      <w:proofErr w:type="gramStart"/>
-      <w:r>
-        <w:t>repetition,string</w:t>
-      </w:r>
-      <w:proofErr w:type="spellEnd"/>
-      <w:proofErr w:type="gramEnd"/>
-      <w:r>
-        <w:t xml:space="preserve"> methods(upper(), lower(), etc.). </w:t>
+      <w:r>
+        <w:t>repetition, string</w:t>
+      </w:r>
+      <w:r>
+        <w:t xml:space="preserve"> </w:t>
+      </w:r>
+      <w:r>
+        <w:t>methods (upper (</w:t>
+      </w:r>
+      <w:r>
+        <w:t xml:space="preserve">), </w:t>
+      </w:r>
+      <w:r>
+        <w:t>lower (</w:t>
+      </w:r>
+      <w:r>
+        <w:t xml:space="preserve">), etc.). </w:t>
       </w:r>
     </w:p>
     <w:p>
@@ -1934,21 +3893,47 @@
         </w:rPr>
         <w:t>10. Advanced Python (</w:t>
       </w:r>
-      <w:proofErr w:type="gramStart"/>
       <w:r>
         <w:rPr>
           <w:b/>
           <w:bCs/>
         </w:rPr>
-        <w:t>map(</w:t>
-      </w:r>
-      <w:proofErr w:type="gramEnd"/>
+        <w:t>map (</w:t>
+      </w:r>
       <w:r>
         <w:rPr>
           <w:b/>
           <w:bCs/>
         </w:rPr>
-        <w:t xml:space="preserve">), reduce(), filter(), Closures and Decorators) </w:t>
+        <w:t xml:space="preserve">), </w:t>
+      </w:r>
+      <w:r>
+        <w:rPr>
+          <w:b/>
+          <w:bCs/>
+        </w:rPr>
+        <w:t>reduce (</w:t>
+      </w:r>
+      <w:r>
+        <w:rPr>
+          <w:b/>
+          <w:bCs/>
+        </w:rPr>
+        <w:t xml:space="preserve">), </w:t>
+      </w:r>
+      <w:r>
+        <w:rPr>
+          <w:b/>
+          <w:bCs/>
+        </w:rPr>
+        <w:t>filter (</w:t>
+      </w:r>
+      <w:r>
+        <w:rPr>
+          <w:b/>
+          <w:bCs/>
+        </w:rPr>
+        <w:t xml:space="preserve">), Closures and Decorators) </w:t>
       </w:r>
     </w:p>
     <w:p>
@@ -1987,13 +3972,23 @@
       <w:r>
         <w:t xml:space="preserve">Using </w:t>
       </w:r>
-      <w:proofErr w:type="gramStart"/>
-      <w:r>
-        <w:t>map(</w:t>
-      </w:r>
-      <w:proofErr w:type="gramEnd"/>
-      <w:r>
-        <w:t xml:space="preserve">), reduce(), and filter() functions for processing data.  </w:t>
+      <w:r>
+        <w:t>map (</w:t>
+      </w:r>
+      <w:r>
+        <w:t xml:space="preserve">), </w:t>
+      </w:r>
+      <w:r>
+        <w:t>reduce (</w:t>
+      </w:r>
+      <w:r>
+        <w:t xml:space="preserve">), and </w:t>
+      </w:r>
+      <w:r>
+        <w:t>filter (</w:t>
+      </w:r>
+      <w:r>
+        <w:t xml:space="preserve">) functions for processing data.  </w:t>
       </w:r>
     </w:p>
     <w:p>
@@ -2004,7 +3999,12 @@
         </w:numPr>
       </w:pPr>
       <w:r>
-        <w:t>Introduction to closures and decorators.</w:t>
+        <w:t>Introduction to closure</w:t>
+      </w:r>
+      <w:bookmarkStart w:id="0" w:name="_GoBack"/>
+      <w:bookmarkEnd w:id="0"/>
+      <w:r>
+        <w:t>s and decorators.</w:t>
       </w:r>
     </w:p>
     <w:sectPr>
@@ -2135,7 +4135,7 @@
   <w:abstractNum w:abstractNumId="1" w15:restartNumberingAfterBreak="0">
     <w:nsid w:val="051F2AF0"/>
     <w:multiLevelType w:val="hybridMultilevel"/>
-    <w:tmpl w:val="3AE49094"/>
+    <w:tmpl w:val="4B18408A"/>
     <w:lvl w:ilvl="0" w:tplc="318C1358">
       <w:start w:val="1"/>
       <w:numFmt w:val="bullet"/>
@@ -3602,6 +5602,119 @@
     </w:lvl>
   </w:abstractNum>
   <w:abstractNum w:abstractNumId="14" w15:restartNumberingAfterBreak="0">
+    <w:nsid w:val="692321A5"/>
+    <w:multiLevelType w:val="hybridMultilevel"/>
+    <w:tmpl w:val="8D28C2AC"/>
+    <w:lvl w:ilvl="0" w:tplc="40090001">
+      <w:start w:val="1"/>
+      <w:numFmt w:val="bullet"/>
+      <w:lvlText w:val=""/>
+      <w:lvlJc w:val="left"/>
+      <w:pPr>
+        <w:ind w:left="2160" w:hanging="360"/>
+      </w:pPr>
+      <w:rPr>
+        <w:rFonts w:ascii="Symbol" w:hAnsi="Symbol" w:hint="default"/>
+      </w:rPr>
+    </w:lvl>
+    <w:lvl w:ilvl="1" w:tplc="40090003" w:tentative="1">
+      <w:start w:val="1"/>
+      <w:numFmt w:val="bullet"/>
+      <w:lvlText w:val="o"/>
+      <w:lvlJc w:val="left"/>
+      <w:pPr>
+        <w:ind w:left="2880" w:hanging="360"/>
+      </w:pPr>
+      <w:rPr>
+        <w:rFonts w:ascii="Courier New" w:hAnsi="Courier New" w:cs="Courier New" w:hint="default"/>
+      </w:rPr>
+    </w:lvl>
+    <w:lvl w:ilvl="2" w:tplc="40090005" w:tentative="1">
+      <w:start w:val="1"/>
+      <w:numFmt w:val="bullet"/>
+      <w:lvlText w:val=""/>
+      <w:lvlJc w:val="left"/>
+      <w:pPr>
+        <w:ind w:left="3600" w:hanging="360"/>
+      </w:pPr>
+      <w:rPr>
+        <w:rFonts w:ascii="Wingdings" w:hAnsi="Wingdings" w:hint="default"/>
+      </w:rPr>
+    </w:lvl>
+    <w:lvl w:ilvl="3" w:tplc="40090001" w:tentative="1">
+      <w:start w:val="1"/>
+      <w:numFmt w:val="bullet"/>
+      <w:lvlText w:val=""/>
+      <w:lvlJc w:val="left"/>
+      <w:pPr>
+        <w:ind w:left="4320" w:hanging="360"/>
+      </w:pPr>
+      <w:rPr>
+        <w:rFonts w:ascii="Symbol" w:hAnsi="Symbol" w:hint="default"/>
+      </w:rPr>
+    </w:lvl>
+    <w:lvl w:ilvl="4" w:tplc="40090003" w:tentative="1">
+      <w:start w:val="1"/>
+      <w:numFmt w:val="bullet"/>
+      <w:lvlText w:val="o"/>
+      <w:lvlJc w:val="left"/>
+      <w:pPr>
+        <w:ind w:left="5040" w:hanging="360"/>
+      </w:pPr>
+      <w:rPr>
+        <w:rFonts w:ascii="Courier New" w:hAnsi="Courier New" w:cs="Courier New" w:hint="default"/>
+      </w:rPr>
+    </w:lvl>
+    <w:lvl w:ilvl="5" w:tplc="40090005" w:tentative="1">
+      <w:start w:val="1"/>
+      <w:numFmt w:val="bullet"/>
+      <w:lvlText w:val=""/>
+      <w:lvlJc w:val="left"/>
+      <w:pPr>
+        <w:ind w:left="5760" w:hanging="360"/>
+      </w:pPr>
+      <w:rPr>
+        <w:rFonts w:ascii="Wingdings" w:hAnsi="Wingdings" w:hint="default"/>
+      </w:rPr>
+    </w:lvl>
+    <w:lvl w:ilvl="6" w:tplc="40090001" w:tentative="1">
+      <w:start w:val="1"/>
+      <w:numFmt w:val="bullet"/>
+      <w:lvlText w:val=""/>
+      <w:lvlJc w:val="left"/>
+      <w:pPr>
+        <w:ind w:left="6480" w:hanging="360"/>
+      </w:pPr>
+      <w:rPr>
+        <w:rFonts w:ascii="Symbol" w:hAnsi="Symbol" w:hint="default"/>
+      </w:rPr>
+    </w:lvl>
+    <w:lvl w:ilvl="7" w:tplc="40090003" w:tentative="1">
+      <w:start w:val="1"/>
+      <w:numFmt w:val="bullet"/>
+      <w:lvlText w:val="o"/>
+      <w:lvlJc w:val="left"/>
+      <w:pPr>
+        <w:ind w:left="7200" w:hanging="360"/>
+      </w:pPr>
+      <w:rPr>
+        <w:rFonts w:ascii="Courier New" w:hAnsi="Courier New" w:cs="Courier New" w:hint="default"/>
+      </w:rPr>
+    </w:lvl>
+    <w:lvl w:ilvl="8" w:tplc="40090005" w:tentative="1">
+      <w:start w:val="1"/>
+      <w:numFmt w:val="bullet"/>
+      <w:lvlText w:val=""/>
+      <w:lvlJc w:val="left"/>
+      <w:pPr>
+        <w:ind w:left="7920" w:hanging="360"/>
+      </w:pPr>
+      <w:rPr>
+        <w:rFonts w:ascii="Wingdings" w:hAnsi="Wingdings" w:hint="default"/>
+      </w:rPr>
+    </w:lvl>
+  </w:abstractNum>
+  <w:abstractNum w:abstractNumId="15" w15:restartNumberingAfterBreak="0">
     <w:nsid w:val="6F862781"/>
     <w:multiLevelType w:val="multilevel"/>
     <w:tmpl w:val="9BE2AE54"/>
@@ -3714,7 +5827,120 @@
       </w:rPr>
     </w:lvl>
   </w:abstractNum>
-  <w:abstractNum w:abstractNumId="15" w15:restartNumberingAfterBreak="0">
+  <w:abstractNum w:abstractNumId="16" w15:restartNumberingAfterBreak="0">
+    <w:nsid w:val="71256096"/>
+    <w:multiLevelType w:val="hybridMultilevel"/>
+    <w:tmpl w:val="6016A2A0"/>
+    <w:lvl w:ilvl="0" w:tplc="40090001">
+      <w:start w:val="1"/>
+      <w:numFmt w:val="bullet"/>
+      <w:lvlText w:val=""/>
+      <w:lvlJc w:val="left"/>
+      <w:pPr>
+        <w:ind w:left="1440" w:hanging="360"/>
+      </w:pPr>
+      <w:rPr>
+        <w:rFonts w:ascii="Symbol" w:hAnsi="Symbol" w:hint="default"/>
+      </w:rPr>
+    </w:lvl>
+    <w:lvl w:ilvl="1" w:tplc="40090003" w:tentative="1">
+      <w:start w:val="1"/>
+      <w:numFmt w:val="bullet"/>
+      <w:lvlText w:val="o"/>
+      <w:lvlJc w:val="left"/>
+      <w:pPr>
+        <w:ind w:left="2160" w:hanging="360"/>
+      </w:pPr>
+      <w:rPr>
+        <w:rFonts w:ascii="Courier New" w:hAnsi="Courier New" w:cs="Courier New" w:hint="default"/>
+      </w:rPr>
+    </w:lvl>
+    <w:lvl w:ilvl="2" w:tplc="40090005" w:tentative="1">
+      <w:start w:val="1"/>
+      <w:numFmt w:val="bullet"/>
+      <w:lvlText w:val=""/>
+      <w:lvlJc w:val="left"/>
+      <w:pPr>
+        <w:ind w:left="2880" w:hanging="360"/>
+      </w:pPr>
+      <w:rPr>
+        <w:rFonts w:ascii="Wingdings" w:hAnsi="Wingdings" w:hint="default"/>
+      </w:rPr>
+    </w:lvl>
+    <w:lvl w:ilvl="3" w:tplc="40090001" w:tentative="1">
+      <w:start w:val="1"/>
+      <w:numFmt w:val="bullet"/>
+      <w:lvlText w:val=""/>
+      <w:lvlJc w:val="left"/>
+      <w:pPr>
+        <w:ind w:left="3600" w:hanging="360"/>
+      </w:pPr>
+      <w:rPr>
+        <w:rFonts w:ascii="Symbol" w:hAnsi="Symbol" w:hint="default"/>
+      </w:rPr>
+    </w:lvl>
+    <w:lvl w:ilvl="4" w:tplc="40090003" w:tentative="1">
+      <w:start w:val="1"/>
+      <w:numFmt w:val="bullet"/>
+      <w:lvlText w:val="o"/>
+      <w:lvlJc w:val="left"/>
+      <w:pPr>
+        <w:ind w:left="4320" w:hanging="360"/>
+      </w:pPr>
+      <w:rPr>
+        <w:rFonts w:ascii="Courier New" w:hAnsi="Courier New" w:cs="Courier New" w:hint="default"/>
+      </w:rPr>
+    </w:lvl>
+    <w:lvl w:ilvl="5" w:tplc="40090005" w:tentative="1">
+      <w:start w:val="1"/>
+      <w:numFmt w:val="bullet"/>
+      <w:lvlText w:val=""/>
+      <w:lvlJc w:val="left"/>
+      <w:pPr>
+        <w:ind w:left="5040" w:hanging="360"/>
+      </w:pPr>
+      <w:rPr>
+        <w:rFonts w:ascii="Wingdings" w:hAnsi="Wingdings" w:hint="default"/>
+      </w:rPr>
+    </w:lvl>
+    <w:lvl w:ilvl="6" w:tplc="40090001" w:tentative="1">
+      <w:start w:val="1"/>
+      <w:numFmt w:val="bullet"/>
+      <w:lvlText w:val=""/>
+      <w:lvlJc w:val="left"/>
+      <w:pPr>
+        <w:ind w:left="5760" w:hanging="360"/>
+      </w:pPr>
+      <w:rPr>
+        <w:rFonts w:ascii="Symbol" w:hAnsi="Symbol" w:hint="default"/>
+      </w:rPr>
+    </w:lvl>
+    <w:lvl w:ilvl="7" w:tplc="40090003" w:tentative="1">
+      <w:start w:val="1"/>
+      <w:numFmt w:val="bullet"/>
+      <w:lvlText w:val="o"/>
+      <w:lvlJc w:val="left"/>
+      <w:pPr>
+        <w:ind w:left="6480" w:hanging="360"/>
+      </w:pPr>
+      <w:rPr>
+        <w:rFonts w:ascii="Courier New" w:hAnsi="Courier New" w:cs="Courier New" w:hint="default"/>
+      </w:rPr>
+    </w:lvl>
+    <w:lvl w:ilvl="8" w:tplc="40090005" w:tentative="1">
+      <w:start w:val="1"/>
+      <w:numFmt w:val="bullet"/>
+      <w:lvlText w:val=""/>
+      <w:lvlJc w:val="left"/>
+      <w:pPr>
+        <w:ind w:left="7200" w:hanging="360"/>
+      </w:pPr>
+      <w:rPr>
+        <w:rFonts w:ascii="Wingdings" w:hAnsi="Wingdings" w:hint="default"/>
+      </w:rPr>
+    </w:lvl>
+  </w:abstractNum>
+  <w:abstractNum w:abstractNumId="17" w15:restartNumberingAfterBreak="0">
     <w:nsid w:val="7A6B277E"/>
     <w:multiLevelType w:val="multilevel"/>
     <w:tmpl w:val="9BE2AE54"/>
@@ -3843,13 +6069,13 @@
     <w:abstractNumId w:val="5"/>
   </w:num>
   <w:num w:numId="6">
-    <w:abstractNumId w:val="15"/>
+    <w:abstractNumId w:val="17"/>
   </w:num>
   <w:num w:numId="7">
     <w:abstractNumId w:val="8"/>
   </w:num>
   <w:num w:numId="8">
-    <w:abstractNumId w:val="14"/>
+    <w:abstractNumId w:val="15"/>
   </w:num>
   <w:num w:numId="9">
     <w:abstractNumId w:val="2"/>
@@ -3874,6 +6100,12 @@
   </w:num>
   <w:num w:numId="16">
     <w:abstractNumId w:val="12"/>
+  </w:num>
+  <w:num w:numId="17">
+    <w:abstractNumId w:val="14"/>
+  </w:num>
+  <w:num w:numId="18">
+    <w:abstractNumId w:val="16"/>
   </w:num>
 </w:numbering>
 </file>
